--- a/docs/SIMF-HLD-002-MoD-HLD-External-v0.07.docx
+++ b/docs/SIMF-HLD-002-MoD-HLD-External-v0.07.docx
@@ -1610,7 +1610,7 @@
               <w:rPr>
                 <w:sz w:val="24"/>
               </w:rPr>
-              <w:t>NA — there is no separate Business Requirements Document. Requirements are captured in the SIMF Functional Design Specifications (SIMF-FDS-001 … 014) and the Product Backlog (SIMF-BLG-001).</w:t>
+              <w:t>NA, there is no separate Business Requirements Document. Requirements are captured in the SIMF Functional Design Specifications (SIMF-FDS-001 to 014) and the Product Backlog (SIMF-BLG-001).</w:t>
             </w:r>
           </w:p>
         </w:tc>
@@ -1660,20 +1660,20 @@
               <w:rPr>
                 <w:sz w:val="24"/>
               </w:rPr>
-              <w:t>SIMF-FDS-001 … 014 (Functional Design Specifications, one per module) and SIMF-BLG-001 (Product Backlog). A per-page End-to-End test-case catalogue (Gherkin, 166 authored files) provides the executable acceptance criteria.</w:t>
-            </w:r>
-          </w:p>
-          <w:p>
-            <w:pPr>
-              <w:bidi w:val="0"/>
-              <w:spacing w:after="80"/>
-              <w:jc w:val="left"/>
-            </w:pPr>
-            <w:r>
-              <w:rPr>
-                <w:sz w:val="24"/>
-              </w:rPr>
-              <w:t>A formally controlled SIMF-SRS-001 is pending owner decisions D1–D6.</w:t>
+              <w:t>SIMF-FDS-001 to 014 (Functional Design Specifications, one per module) and SIMF-BLG-001 (Product Backlog). A per-page End-to-End test-case catalogue (Gherkin, 166 authored files) provides the executable acceptance criteria.</w:t>
+            </w:r>
+          </w:p>
+          <w:p>
+            <w:pPr>
+              <w:bidi w:val="0"/>
+              <w:spacing w:after="80"/>
+              <w:jc w:val="left"/>
+            </w:pPr>
+            <w:r>
+              <w:rPr>
+                <w:sz w:val="24"/>
+              </w:rPr>
+              <w:t>A formally controlled SIMF-SRS-001 is pending owner decisions D1-D6.</w:t>
             </w:r>
           </w:p>
         </w:tc>
@@ -1794,7 +1794,7 @@
               <w:rPr>
                 <w:sz w:val="24"/>
               </w:rPr>
-              <w:t>AI provider — Gemini / OpenAI / Anthropic (pluggable behind an abstraction, selected by configuration) for session-summary generation and comment/question filtering; YouTube caption API for server-to-server subtitle import (egress approval pending).</w:t>
+              <w:t>AI provider, Gemini / OpenAI / Anthropic (pluggable behind an abstraction, selected by configuration) for session-summary generation and comment/question filtering; YouTube caption API for server-to-server subtitle import (egress approval pending).</w:t>
             </w:r>
           </w:p>
           <w:p>
@@ -1814,7 +1814,7 @@
               <w:rPr>
                 <w:sz w:val="24"/>
               </w:rPr>
-              <w:t>YouTube live playback — performed by the attendee device; the platform stores only the stream URL.</w:t>
+              <w:t>YouTube live playback, performed by the attendee device; the platform stores only the stream URL.</w:t>
             </w:r>
           </w:p>
           <w:p>
@@ -1888,7 +1888,7 @@
               <w:rPr>
                 <w:sz w:val="24"/>
               </w:rPr>
-              <w:t>e-mail + password; second factor — e-mailed OTP (visitors) or TOTP authenticator (administrators) with single-use recovery codes; optional ES256 biometric device key on mobile.</w:t>
+              <w:t>e-mail + password; second factor, e-mailed OTP (visitors) or TOTP authenticator (administrators) with single-use recovery codes; optional ES256 biometric device key on mobile.</w:t>
             </w:r>
           </w:p>
           <w:p>
@@ -1968,7 +1968,7 @@
               <w:rPr>
                 <w:sz w:val="24"/>
               </w:rPr>
-              <w:t>two append-only trails — OperationLog (security-relevant business events) and RowAudit (row-level before/after images).</w:t>
+              <w:t>two append-only trails, OperationLog (security-relevant business events) and RowAudit (row-level before/after images).</w:t>
             </w:r>
           </w:p>
           <w:p>
@@ -2035,7 +2035,7 @@
               <w:rPr>
                 <w:sz w:val="24"/>
               </w:rPr>
-              <w:t>On-premises, Windows Server 2022, hosted with a local Saudi provider via STC, behind a reverse proxy that terminates TLS (per SIMF-SAD-001 §10 and SIMF-OPS-001 §3). The zoned datacentre layout shown in §2.1 / §2.7 is a proposed target and is [OWNER / INFRA INPUT REQUIRED].</w:t>
+              <w:t>On-premises on Windows Server 2022, on the SITE Private Cloud, behind a load balancer and firewalls over SQL Server 2022. The three-zone network layout is in section 2.1.</w:t>
             </w:r>
           </w:p>
         </w:tc>
@@ -2082,7 +2082,7 @@
               <w:rPr>
                 <w:sz w:val="24"/>
               </w:rPr>
-              <w:t>Modular monolith with Domain-Driven Design layering (Domain ← Application ← Infrastructure ← Api). The as-built deployment is a single reverse proxy fronting three .NET sites and one SQL Server instance; the zoned (SSA / HSA) target topology in §2.1 is a proposed event-day scale-out (SIMF-SAD-001 §A.3), not yet built.</w:t>
+              <w:t>Modular monolith with Domain-Driven Design layering (Domain, Application, Infrastructure, API). The network follows a defence-in-depth three-zone model (Internet, application-server zone, data zone) with a stateless, horizontally scaled application tier and a high-availability database.</w:t>
             </w:r>
           </w:p>
         </w:tc>
@@ -2171,7 +2171,7 @@
               <w:rPr>
                 <w:sz w:val="24"/>
               </w:rPr>
-              <w:t>•  On-premises hosting; SQL Server 2022 — Standard edition in Development / Test (decision O-3), Enterprise edition in an AlwaysOn Availability Group for the production event topology (owner decision).</w:t>
+              <w:t>•  On-premises hosting; SQL Server 2022, Standard edition in Development / Test (decision O-3), Enterprise edition in an AlwaysOn Availability Group for the production event topology (owner decision).</w:t>
             </w:r>
           </w:p>
           <w:p>
@@ -2293,7 +2293,7 @@
               <w:rPr>
                 <w:sz w:val="24"/>
               </w:rPr>
-              <w:t>Per the server requirements sheet (متطلبات الخوادم.xlsx), the authoritative hardware specification for this submission. Base (dev/test): a single application host and one SQL Server host. The event-day production sizing — per-tier node counts and CPU / RAM / storage — is part of the deferred scale-out (SIMF-SAD-001 §A.3) and is confirmed with the host (SIMF-RDR-001 D8).</w:t>
+              <w:t>Per the server requirements sheet (متطلبات الخوادم.xlsx), the authoritative hardware specification for this submission. Base (dev/test): a single application host and one SQL Server host. The event-day production sizing, per-tier node counts and CPU / RAM / storage, is part of the deferred scale-out (SIMF-SAD-001 section A.3) and is confirmed with the host (SIMF-RDR-001 D8).</w:t>
             </w:r>
           </w:p>
         </w:tc>
@@ -2656,7 +2656,7 @@
               <w:rPr>
                 <w:sz w:val="24"/>
               </w:rPr>
-              <w:t>•  Hosting is on-premises behind a reverse proxy; there is no public-cloud dependency.</w:t>
+              <w:t>•  Hosting is on-premises on the SITE Private Cloud; there is no public-cloud dependency.</w:t>
             </w:r>
           </w:p>
           <w:p>
@@ -2830,7 +2830,7 @@
               <w:rPr>
                 <w:sz w:val="24"/>
               </w:rPr>
-              <w:t>•  Attendees / visitors / VIP delegates — use the mobile app (Android + iOS) and the public website to register, receive a digital badge, browse the programme, reserve seats, watch live sessions, ask questions, network and rate the event.</w:t>
+              <w:t>•  Attendees / visitors / VIP delegates, use the mobile app (Android + iOS) and the public website to register, receive a digital badge, browse the programme, reserve seats, watch live sessions, ask questions, network and rate the event.</w:t>
             </w:r>
           </w:p>
           <w:p>
@@ -2844,7 +2844,7 @@
               <w:rPr>
                 <w:sz w:val="24"/>
               </w:rPr>
-              <w:t>•  Anonymous public — use the website to read public content (home, programme, visit information) and to begin registration.</w:t>
+              <w:t>•  Anonymous public, use the website to read public content (home, programme, visit information) and to begin registration.</w:t>
             </w:r>
           </w:p>
           <w:p>
@@ -2858,7 +2858,7 @@
               <w:rPr>
                 <w:sz w:val="24"/>
               </w:rPr>
-              <w:t>•  Administrators / organisers / scientific committee / public relations — use the Control Panel, reached on a separate hostname (the administrator is the "Backend user" in the SITE reference topology of §2.1).</w:t>
+              <w:t>•  Administrators / organisers / scientific committee / public relations, use the Control Panel, reached on a separate hostname (the administrator is the "Backend user" in the SITE reference topology of section 2.1).</w:t>
             </w:r>
           </w:p>
           <w:p>
@@ -2872,7 +2872,7 @@
               <w:rPr>
                 <w:sz w:val="24"/>
               </w:rPr>
-              <w:t>•  Gate operators and session moderators — use the mobile app staff / moderator screens and the Control Panel.</w:t>
+              <w:t>•  Gate operators and session moderators, use the mobile app staff / moderator screens and the Control Panel.</w:t>
             </w:r>
           </w:p>
           <w:p>
@@ -2900,7 +2900,7 @@
               <w:rPr>
                 <w:sz w:val="24"/>
               </w:rPr>
-              <w:t>•  AI provider — Gemini / OpenAI / Anthropic, pluggable behind an abstraction and selected by configuration; used for session-summary generation and comment / question filtering.</w:t>
+              <w:t>•  AI provider, Gemini / OpenAI / Anthropic, pluggable behind an abstraction and selected by configuration; used for session-summary generation and comment / question filtering.</w:t>
             </w:r>
           </w:p>
           <w:p>
@@ -2914,7 +2914,7 @@
               <w:rPr>
                 <w:sz w:val="24"/>
               </w:rPr>
-              <w:t>•  YouTube caption API — server-to-server subtitle import that feeds the AI summary drafter (egress approval pending; the paste / upload path works without it).</w:t>
+              <w:t>•  YouTube caption API, server-to-server subtitle import that feeds the AI summary drafter (egress approval pending; the paste / upload path works without it).</w:t>
             </w:r>
           </w:p>
           <w:p>
@@ -2928,7 +2928,7 @@
               <w:rPr>
                 <w:sz w:val="24"/>
               </w:rPr>
-              <w:t>•  YouTube live playback — performed by the attendee device directly; this traffic does not traverse the SIMF backend.</w:t>
+              <w:t>•  YouTube live playback, performed by the attendee device directly; this traffic does not traverse the SIMF backend.</w:t>
             </w:r>
           </w:p>
           <w:p>
@@ -2971,7 +2971,7 @@
               <w:rPr>
                 <w:sz w:val="24"/>
               </w:rPr>
-              <w:t>•  SMTP relay — transactional e-mail (verification codes, OTP, approval notices, alerts), queued and dispatched asynchronously.</w:t>
+              <w:t>•  SMTP relay, transactional e-mail (verification codes, OTP, approval notices, alerts), queued and dispatched asynchronously.</w:t>
             </w:r>
           </w:p>
           <w:p>
@@ -2985,7 +2985,7 @@
               <w:rPr>
                 <w:sz w:val="24"/>
               </w:rPr>
-              <w:t>•  Syslog / SIEM — centralised structured logging.</w:t>
+              <w:t>•  Syslog / SIEM, centralised structured logging.</w:t>
             </w:r>
           </w:p>
           <w:p>
@@ -2999,7 +2999,7 @@
               <w:rPr>
                 <w:sz w:val="24"/>
               </w:rPr>
-              <w:t>•  File store — a filesystem store holding avatars, encrypted identity documents, VIP photos, session recordings, speaker presentations and media assets. Local to the API host in the single-node deployment; in the multi-node target it is a shared, clustered store (SMB) in the HSA zone, so any API node reads back what another wrote.</w:t>
+              <w:t>•  File store, a filesystem store holding avatars, encrypted identity documents, VIP photos, session recordings, speaker presentations and media assets. Local to the API host in the single-node deployment; in the multi-node target it is a shared, clustered store (SMB) in the HSA zone, so any API node reads back what another wrote.</w:t>
             </w:r>
           </w:p>
           <w:p>
@@ -3013,7 +3013,7 @@
               <w:rPr>
                 <w:sz w:val="24"/>
               </w:rPr>
-              <w:t>•  SQL Server 2022 — hosts the SIMF_Identity and SIMF_App databases. Standard edition, single node, in Development / Test (O-3); Enterprise edition in an AlwaysOn Availability Group for the production event topology (owner decision — see §2.1).</w:t>
+              <w:t>•  SQL Server 2022, hosts the SIMF_Identity and SIMF_App databases. Standard edition, single node, in Development / Test (O-3); Enterprise edition in an AlwaysOn Availability Group for the production event topology (owner decision, see section 2.1).</w:t>
             </w:r>
           </w:p>
           <w:p>
@@ -3138,48 +3138,20 @@
               <w:rPr>
                 <w:sz w:val="24"/>
               </w:rPr>
-              <w:t>SIMF is a modular monolith: one backend API serves three client applications (the mobile app, the public website and the Control Panel) over two physically separate databases (SIMF_Identity and SIMF_App).</w:t>
-            </w:r>
-          </w:p>
-          <w:p>
-            <w:pPr>
-              <w:bidi w:val="0"/>
-              <w:spacing w:after="80" w:before="120"/>
-              <w:jc w:val="left"/>
-            </w:pPr>
-            <w:r>
-              <w:rPr>
-                <w:b/>
-                <w:sz w:val="24"/>
-              </w:rPr>
-              <w:t>Current (as-built) deployment</w:t>
-            </w:r>
-          </w:p>
-          <w:p>
-            <w:pPr>
-              <w:bidi w:val="0"/>
-              <w:spacing w:after="80"/>
-              <w:jc w:val="left"/>
-            </w:pPr>
-            <w:r>
-              <w:rPr>
-                <w:sz w:val="24"/>
-              </w:rPr>
-              <w:t>As deployed today (SIMF-SAD-001 §10.1, SIMF-OPS-001 §3): the system runs on-premises on Windows Server 2022, hosted with a local Saudi provider via STC, behind a single reverse proxy that terminates TLS. The reverse proxy fronts three .NET sites — the Website host, the Control Panel host, and the API (+ SignalR) host — and the API host talks to one SQL Server 2022 (Standard edition) hosting the two databases. The mobile app reaches the same API through the reverse proxy. There is no load balancer, WAF or DMZ in the current deployment.</w:t>
-            </w:r>
-          </w:p>
-          <w:p>
-            <w:pPr>
-              <w:bidi w:val="0"/>
-              <w:spacing w:after="80" w:before="120"/>
-              <w:jc w:val="left"/>
-            </w:pPr>
-            <w:r>
-              <w:rPr>
-                <w:b/>
-                <w:sz w:val="24"/>
-              </w:rPr>
-              <w:t>Proposed target-state (event-day scale-out)</w:t>
+              <w:t>SIMF is a modular monolith. One backend API serves the mobile app, the public website and the Control Panel over two separate databases, SIMF_Identity and SIMF_App. It is hosted on-premises on Windows Server 2022 with SQL Server 2022.</w:t>
+            </w:r>
+          </w:p>
+          <w:p>
+            <w:pPr>
+              <w:bidi w:val="0"/>
+              <w:spacing w:after="80"/>
+              <w:jc w:val="left"/>
+            </w:pPr>
+            <w:r>
+              <w:rPr>
+                <w:sz w:val="24"/>
+              </w:rPr>
+              <w:t>The architecture is built for the event-day load and uses a three-zone network model: an Internet zone, an application-server zone (SSA), and a data zone (HSA), with a firewall at each boundary. Figure 1 shows the layout.</w:t>
             </w:r>
           </w:p>
           <w:p>
@@ -3194,7 +3166,7 @@
                 <w:color w:val="444444"/>
                 <w:sz w:val="22"/>
               </w:rPr>
-              <w:t>Figure 1 — SIMF proposed target-state network architecture, mapped onto the MoD "SITE Private Cloud" zone model (Internet / SITE SSA Zone / SITE HSA Zone). This is a PROPOSED event-day topology (SIMF-SAD-001 §A.3, an explicitly deferred decision), not the current deployment. The zone layout, security appliances and host names are illustrative and are [OWNER / INFRA INPUT REQUIRED] — SIMF has no approved network-design document yet.</w:t>
+              <w:t>Figure 1, SIMF network architecture on the SITE Private Cloud zone model (Internet, SSA Zone, HSA Zone).</w:t>
             </w:r>
           </w:p>
           <w:p>
@@ -3206,7 +3178,7 @@
             <w:r>
               <w:drawing>
                 <wp:inline xmlns:a="http://schemas.openxmlformats.org/drawingml/2006/main" xmlns:pic="http://schemas.openxmlformats.org/drawingml/2006/picture">
-                  <wp:extent cx="5669280" cy="3326363"/>
+                  <wp:extent cx="5852160" cy="2893203"/>
                   <wp:docPr id="1" name="Picture 1"/>
                   <wp:cNvGraphicFramePr>
                     <a:graphicFrameLocks noChangeAspect="1"/>
@@ -3227,7 +3199,7 @@
                         <pic:spPr>
                           <a:xfrm>
                             <a:off x="0" y="0"/>
-                            <a:ext cx="5669280" cy="3326363"/>
+                            <a:ext cx="5852160" cy="2893203"/>
                           </a:xfrm>
                           <a:prstGeom prst="rect"/>
                         </pic:spPr>
@@ -3246,102 +3218,76 @@
             </w:pPr>
             <w:r>
               <w:rPr>
-                <w:sz w:val="24"/>
-              </w:rPr>
-              <w:t>For the event-day surge the built-scale-ready system (stateless API, no in-process session state, externalised configuration) is scaled out as a deployment change. The proposed zoned layout maps the components onto datacentre zones as follows.</w:t>
-            </w:r>
-          </w:p>
-          <w:p>
-            <w:pPr>
-              <w:bidi w:val="0"/>
-              <w:spacing w:after="80"/>
-              <w:jc w:val="left"/>
-            </w:pPr>
-            <w:r>
-              <w:rPr>
-                <w:sz w:val="24"/>
-              </w:rPr>
-              <w:t>The layout follows the MoD "SITE Private Cloud" reference: an Internet zone, a SITE SSA Zone (Secure Service Area — the application servers behind the WAF / load balancer), and a SITE HSA Zone (High Security Area — the data servers only: the database and the shared encrypted file store), with a firewall at every zone boundary.</w:t>
-            </w:r>
-          </w:p>
-          <w:p>
-            <w:pPr>
-              <w:bidi w:val="0"/>
-              <w:spacing w:after="80"/>
-              <w:jc w:val="left"/>
-            </w:pPr>
-            <w:r>
-              <w:rPr>
-                <w:b/>
-                <w:sz w:val="24"/>
-              </w:rPr>
-              <w:t xml:space="preserve">Internet — </w:t>
-            </w:r>
-            <w:r>
-              <w:rPr>
-                <w:sz w:val="24"/>
-              </w:rPr>
-              <w:t>the attendee (Applicant) uses the mobile app (iOS / Android) and the public website (illustratively api.simf.example / simf.example) over HTTPS / TLS 1.3; the administrator (Backend user) reaches the Control Panel (cp.simf.example) over HTTPS. The external services SIMF calls outbound live here too — the AI provider (Gemini / OpenAI / Anthropic) and the YouTube caption API. SIMF uses its own e-mail OTP, so it does not integrate SMS or NAFATH.</w:t>
-            </w:r>
-          </w:p>
-          <w:p>
-            <w:pPr>
-              <w:bidi w:val="0"/>
-              <w:spacing w:after="80"/>
-              <w:jc w:val="left"/>
-            </w:pPr>
-            <w:r>
-              <w:rPr>
-                <w:b/>
-                <w:sz w:val="24"/>
-              </w:rPr>
-              <w:t xml:space="preserve">SITE SSA Zone (application servers) — </w:t>
-            </w:r>
-            <w:r>
-              <w:rPr>
-                <w:sz w:val="24"/>
-              </w:rPr>
-              <w:t>the edge firewall passes traffic to the WAF + Load Balancer (an HA pair) which terminates TLS 1.3, applies the OWASP web-application-firewall rules and health-checks the nodes. Behind it run all of SIMF’s application servers, each tier horizontally scaled: the API tier — SIMF.Api ×4 (stateless, N+1; .NET 10 / FastEndpoints on IIS + Kestrel) carrying both the REST calls and the SignalR WebSockets; the website tier — SIMF.Web ×2 (Blazor SSR, N+1); the admin tier — SIMF.ControlPanel ×2 (Blazor Server, N+1, sticky circuits); and a background-worker node (×1–2) that drains notification / session-reminder sends asynchronously (§A.2). The zone also holds SIMF’s internal services (SMTP relay, Syslog / SIEM) and the single controlled egress point for outbound calls. Read-mostly data is cached per node in memory (§A.1); across the API fleet SignalR fans out through the SQL Server backplane (owner decision — no Redis). The WAF is an NCA remediation target (see §2.9), not yet a deployed appliance.</w:t>
-            </w:r>
-          </w:p>
-          <w:p>
-            <w:pPr>
-              <w:bidi w:val="0"/>
-              <w:spacing w:after="80"/>
-              <w:jc w:val="left"/>
-            </w:pPr>
-            <w:r>
-              <w:rPr>
-                <w:b/>
-                <w:sz w:val="24"/>
-              </w:rPr>
-              <w:t xml:space="preserve">SITE HSA Zone (data — high security) — </w:t>
-            </w:r>
-            <w:r>
-              <w:rPr>
-                <w:sz w:val="24"/>
-              </w:rPr>
-              <w:t>behind the inner firewall sit the data servers only. The database is SQL Server 2022 Enterprise in an AlwaysOn Availability Group (a Windows Server Failover Cluster): a read-write primary plus one-to-two readable secondary replicas, reached through a single AG listener that routes writes to the primary and read-intent connections to a secondary — so read load scales out on the secondaries. Both separate databases (SIMF_Identity and SIMF_App, no cross-database foreign key) ride the group with synchronous commit and automatic failover, and the SignalR SQL backplane lives on the primary. The zone also holds the shared encrypted file store (StoredFile bytes, including the PII identity documents, AES-256 envelope-encrypted at rest) and the scheduled database / file backups. Only the SSA application servers reach this zone — the database over TCP 1433, the file store over SMB 445. Placing all persistent PII alone in the innermost zone keeps it behind the most protected boundary. (Development / Test use a single SQL Server Standard node — O-3; Enterprise + AG is the production event topology only.)</w:t>
-            </w:r>
-          </w:p>
-          <w:p>
-            <w:pPr>
-              <w:bidi w:val="0"/>
-              <w:spacing w:after="80"/>
-              <w:jc w:val="left"/>
-            </w:pPr>
-            <w:r>
-              <w:rPr>
-                <w:b/>
-                <w:sz w:val="24"/>
-              </w:rPr>
-              <w:t xml:space="preserve">Transport — </w:t>
-            </w:r>
-            <w:r>
-              <w:rPr>
-                <w:sz w:val="24"/>
-              </w:rPr>
-              <w:t>every connection is HTTPS / TLS 1.2+ (TLS 1.3 at the edge). In the proposed target TLS terminates at the edge Load Balancer and is re-encrypted to the backend; in the current deployment TLS terminates at the reverse proxy.</w:t>
+                <w:b/>
+                <w:sz w:val="24"/>
+              </w:rPr>
+              <w:t xml:space="preserve">Internet. </w:t>
+            </w:r>
+            <w:r>
+              <w:rPr>
+                <w:sz w:val="24"/>
+              </w:rPr>
+              <w:t>Attendees use the mobile app and the public website over HTTPS. Administrators use the Control Panel over HTTPS. SIMF makes outbound calls to two external services only: the AI provider for session summaries and the YouTube caption API. Authentication uses e-mail one-time passwords, so there is no SMS or NAFATH dependency.</w:t>
+            </w:r>
+          </w:p>
+          <w:p>
+            <w:pPr>
+              <w:bidi w:val="0"/>
+              <w:spacing w:after="80"/>
+              <w:jc w:val="left"/>
+            </w:pPr>
+            <w:r>
+              <w:rPr>
+                <w:b/>
+                <w:sz w:val="24"/>
+              </w:rPr>
+              <w:t xml:space="preserve">SSA Zone (application servers). </w:t>
+            </w:r>
+            <w:r>
+              <w:rPr>
+                <w:sz w:val="24"/>
+              </w:rPr>
+              <w:t>A web application firewall and load balancer, in an active/standby pair, terminate TLS, filter traffic against the OWASP rule set, and balance requests across healthy nodes. Each application tier is scaled horizontally: the API tier (SIMF.Api, four stateless nodes) serving REST and the SignalR real-time channel; the website tier (SIMF.Web, two nodes); and the admin tier (SIMF.ControlPanel, two nodes, with session affinity). A single background-worker instance runs the scheduled jobs (session reminders, seat-hold expiry, rating prompts, the daily NCA sweeps and the e-mail queue); it runs in-process in the API host today and is planned to move to a dedicated Windows Service. The zone also holds the internal SMTP relay, the log collector, and the single controlled egress point for the two outbound calls. The website and the Control Panel reach data only through the API; only the API and the worker connect to the database.</w:t>
+            </w:r>
+          </w:p>
+          <w:p>
+            <w:pPr>
+              <w:bidi w:val="0"/>
+              <w:spacing w:after="80"/>
+              <w:jc w:val="left"/>
+            </w:pPr>
+            <w:r>
+              <w:rPr>
+                <w:b/>
+                <w:sz w:val="24"/>
+              </w:rPr>
+              <w:t xml:space="preserve">HSA Zone (data). </w:t>
+            </w:r>
+            <w:r>
+              <w:rPr>
+                <w:sz w:val="24"/>
+              </w:rPr>
+              <w:t>The database sits alone in the most protected zone. It runs SQL Server 2022 Enterprise in an AlwaysOn Availability Group: a read-write primary and up to two readable secondaries, reached through an availability-group listener that sends writes to the primary and read-only queries to a secondary, so read load scales on the secondaries. Both databases run in the group with synchronous commit and automatic failover. The zone also holds the shared file store, which keeps every uploaded file, including identity documents, encrypted at rest, and the scheduled backups. Only the application servers reach this zone.</w:t>
+            </w:r>
+          </w:p>
+          <w:p>
+            <w:pPr>
+              <w:bidi w:val="0"/>
+              <w:spacing w:after="80"/>
+              <w:jc w:val="left"/>
+            </w:pPr>
+            <w:r>
+              <w:rPr>
+                <w:b/>
+                <w:sz w:val="24"/>
+              </w:rPr>
+              <w:t xml:space="preserve">Transport. </w:t>
+            </w:r>
+            <w:r>
+              <w:rPr>
+                <w:sz w:val="24"/>
+              </w:rPr>
+              <w:t>Every connection uses HTTPS with TLS 1.2 or higher. TLS terminates at the load balancer and is re-encrypted to the backend.</w:t>
             </w:r>
           </w:p>
           <w:p>
@@ -3355,20 +3301,20 @@
                 <w:b/>
                 <w:sz w:val="24"/>
               </w:rPr>
-              <w:t>Deployment sizing and capacity (proposed — [OWNER / INFRA INPUT REQUIRED])</w:t>
-            </w:r>
-          </w:p>
-          <w:p>
-            <w:pPr>
-              <w:bidi w:val="0"/>
-              <w:spacing w:after="80"/>
-              <w:jc w:val="left"/>
-            </w:pPr>
-            <w:r>
-              <w:rPr>
-                <w:sz w:val="24"/>
-              </w:rPr>
-              <w:t>SIMF is a time-boxed event platform, so the design point is the event-day peak, not an average load. Per SIMF-PTS-001 the capacity target is C = registered × peak-factor: for ≈ 50,000 registered attendees at a 0.6 peak-factor that is ≈ 30,000 concurrent active attendees, sized with ≈ 40,000 headroom for the doors-open / agenda-rush / sign-in-storm spike. The p95 SLOs (authentication ≤ 400 ms, gate scan ≤ 250 ms, hot read ≤ 300 ms) must hold with CPU below 75 %. Live-session video is played directly from YouTube by the attendee device, so that bandwidth never touches SIMF servers — the tens-of-thousands concurrency SIMF itself carries is SignalR (live Q&amp;A, moderation and notifications) plus REST, not video. The proposed per-tier sizing follows.</w:t>
+              <w:t>Deployment sizing and capacity</w:t>
+            </w:r>
+          </w:p>
+          <w:p>
+            <w:pPr>
+              <w:bidi w:val="0"/>
+              <w:spacing w:after="80"/>
+              <w:jc w:val="left"/>
+            </w:pPr>
+            <w:r>
+              <w:rPr>
+                <w:sz w:val="24"/>
+              </w:rPr>
+              <w:t>SIMF runs a time-boxed event, so the design point is the event-day peak, not an average load. The platform is sized for about 30,000 concurrent attendees at peak, roughly 50,000 registered at a 0.6 peak factor, with headroom to about 40,000. Target response times at that load are 400 ms for sign-in, 250 ms for a gate scan and 300 ms for a read, at under 75% CPU. Live-session video streams directly from YouTube to the attendee device and never passes through SIMF, so the servers carry the real-time channel and the REST traffic, not video. The per-tier sizing is below.</w:t>
             </w:r>
           </w:p>
           <w:tbl>
@@ -3503,7 +3449,7 @@
                       <w:b w:val="0"/>
                       <w:sz w:val="16"/>
                     </w:rPr>
-                    <w:t>Edge — WAF + Load Balancer (HA pair)</w:t>
+                    <w:t>WAF + Load Balancer</w:t>
                   </w:r>
                 </w:p>
               </w:tc>
@@ -3563,7 +3509,7 @@
                       <w:b w:val="0"/>
                       <w:sz w:val="16"/>
                     </w:rPr>
-                    <w:t>appliance / VM pair (vendor [OWNER / INFRA INPUT REQUIRED])</w:t>
+                    <w:t>appliance or VM pair</w:t>
                   </w:r>
                 </w:p>
               </w:tc>
@@ -3583,7 +3529,7 @@
                       <w:b w:val="0"/>
                       <w:sz w:val="16"/>
                     </w:rPr>
-                    <w:t>TLS 1.3 termination, OWASP WAF, L7 load balancing, WebSocket-aware, /health probes; tuned for tens of thousands of long-lived connections (SAD-001 §A.3).</w:t>
+                    <w:t>TLS termination, OWASP web-application-firewall, layer-7 load balancing, WebSocket-aware, health probes; tuned for tens of thousands of long-lived connections.</w:t>
                   </w:r>
                 </w:p>
               </w:tc>
@@ -3605,7 +3551,7 @@
                       <w:b w:val="0"/>
                       <w:sz w:val="16"/>
                     </w:rPr>
-                    <w:t>API tier — SIMF.Api</w:t>
+                    <w:t>API tier, SIMF.Api</w:t>
                   </w:r>
                 </w:p>
               </w:tc>
@@ -3685,7 +3631,7 @@
                       <w:b w:val="0"/>
                       <w:sz w:val="16"/>
                     </w:rPr>
-                    <w:t>Stateless REST + SignalR. ≈ 10,000 WebSocket connections/node → ≈ 40k ceiling; PBKDF2 auth is CPU-bound; per-node in-memory cache (§A.1).</w:t>
+                    <w:t>Stateless REST + SignalR. about 10,000 WebSocket connections/node, about a 40k ceiling; PBKDF2 auth is CPU-bound; per-node in-memory cache (section A.1).</w:t>
                   </w:r>
                 </w:p>
               </w:tc>
@@ -3707,7 +3653,7 @@
                       <w:b w:val="0"/>
                       <w:sz w:val="16"/>
                     </w:rPr>
-                    <w:t>Website tier — SIMF.Web</w:t>
+                    <w:t>Website tier, SIMF.Web</w:t>
                   </w:r>
                 </w:p>
               </w:tc>
@@ -3809,7 +3755,7 @@
                       <w:b w:val="0"/>
                       <w:sz w:val="16"/>
                     </w:rPr>
-                    <w:t>Admin tier — SIMF.ControlPanel</w:t>
+                    <w:t>Admin tier, SIMF.ControlPanel</w:t>
                   </w:r>
                 </w:p>
               </w:tc>
@@ -3911,7 +3857,7 @@
                       <w:b w:val="0"/>
                       <w:sz w:val="16"/>
                     </w:rPr>
-                    <w:t>Background worker</w:t>
+                    <w:t>Background worker (scheduled jobs)</w:t>
                   </w:r>
                 </w:p>
               </w:tc>
@@ -3951,7 +3897,7 @@
                       <w:b w:val="0"/>
                       <w:sz w:val="16"/>
                     </w:rPr>
-                    <w:t>1–2 (N+1)</w:t>
+                    <w:t>1 pinned + 1 standby</w:t>
                   </w:r>
                 </w:p>
               </w:tc>
@@ -3991,7 +3937,7 @@
                       <w:b w:val="0"/>
                       <w:sz w:val="16"/>
                     </w:rPr>
-                    <w:t>Async notification / session-reminder drain (§A.2); a slow gateway never blocks a request.</w:t>
+                    <w:t>One pinned instance runs the timer jobs (reminders, seat-hold expiry, rating prompts, daily NCA sweeps) and the e-mail queue drain (section A.2); today in-process in the API host, planned as a dedicated Windows Service. Live health is on the Control Panel and the /health check.</w:t>
                   </w:r>
                 </w:p>
               </w:tc>
@@ -4013,7 +3959,7 @@
                       <w:b w:val="0"/>
                       <w:sz w:val="16"/>
                     </w:rPr>
-                    <w:t>Database — SQL Server 2022 Enterprise</w:t>
+                    <w:t>Database, SQL Server 2022 Enterprise</w:t>
                   </w:r>
                 </w:p>
               </w:tc>
@@ -4053,7 +3999,7 @@
                       <w:b w:val="0"/>
                       <w:sz w:val="16"/>
                     </w:rPr>
-                    <w:t>2–3 (AlwaysOn AG)</w:t>
+                    <w:t>2-3 (AlwaysOn AG)</w:t>
                   </w:r>
                 </w:p>
               </w:tc>
@@ -4093,7 +4039,7 @@
                       <w:b w:val="0"/>
                       <w:sz w:val="16"/>
                     </w:rPr>
-                    <w:t>AlwaysOn AG: primary (read-write) + readable secondary ×1–2 (read-scale); synchronous commit + automatic failover; SignalR SQL backplane; WSFC + file-share witness.</w:t>
+                    <w:t>AlwaysOn AG: primary (read-write) + one or two readable secondaries (read-scale); synchronous commit + automatic failover; SignalR SQL backplane; WSFC + file-share witness.</w:t>
                   </w:r>
                 </w:p>
               </w:tc>
@@ -4213,7 +4159,7 @@
               <w:rPr>
                 <w:sz w:val="24"/>
               </w:rPr>
-              <w:t>•  The workload is read-heavy and cacheable, so read load is absorbed by the Enterprise readable-secondary replicas and the per-node in-memory cache (§A.1); the primary carries the writes and the cache misses.</w:t>
+              <w:t>•  The workload is read-heavy and cacheable. Reads are served by the readable secondary replicas and a per-node in-memory cache; the primary handles writes and cache misses.</w:t>
             </w:r>
           </w:p>
           <w:p>
@@ -4227,7 +4173,7 @@
               <w:rPr>
                 <w:sz w:val="24"/>
               </w:rPr>
-              <w:t>•  SignalR fans out across the API fleet through the SQL Server backplane (owner decision; no Redis), so a message published on one node reaches WebSocket clients connected to another.</w:t>
+              <w:t>•  The application tier is elastic. The API is stateless, so capacity is added by adding nodes; the website and Control Panel scale behind the load balancer with session affinity.</w:t>
             </w:r>
           </w:p>
           <w:p>
@@ -4241,7 +4187,7 @@
               <w:rPr>
                 <w:sz w:val="24"/>
               </w:rPr>
-              <w:t>•  The application tier is horizontally elastic: SIMF.Api is stateless, so headroom is added by adding nodes; SIMF.Web and SIMF.ControlPanel scale with load-balancer session affinity.</w:t>
+              <w:t>•  Under overload the system degrades gracefully: rate limits and per-dependency circuit breakers return a clean 429 or 503 rather than failing.</w:t>
             </w:r>
           </w:p>
           <w:p>
@@ -4255,22 +4201,7 @@
               <w:rPr>
                 <w:sz w:val="24"/>
               </w:rPr>
-              <w:t>•  Overload degrades gracefully — the multi-dimensional rate limits and the per-dependency circuit breakers (§A.2) return 429 / 503 with the ApiResult envelope rather than 5xx crashes (the SIMF-PTS-001 pass / fail gate).</w:t>
-            </w:r>
-          </w:p>
-          <w:p>
-            <w:pPr>
-              <w:bidi w:val="0"/>
-              <w:spacing w:after="80"/>
-              <w:jc w:val="left"/>
-            </w:pPr>
-            <w:r>
-              <w:rPr>
-                <w:i/>
-                <w:color w:val="444444"/>
-                <w:sz w:val="22"/>
-              </w:rPr>
-              <w:t>The server counts and specifications above are a proposed capacity plan; final sizing is confirmed during staging load testing (SIMF-PTS-001) and recorded in the Deployment Prerequisites document. [OWNER / INFRA INPUT REQUIRED]. The production topology escalates SQL Server to Enterprise edition (AlwaysOn AG with readable secondaries) — an owner decision that lifts the O-3 Standard-edition posture for the production event topology only; Development and Test remain SQL Server Standard, single node.</w:t>
+              <w:t>•  Development and test environments run a single SQL Server Standard node; the Enterprise Availability Group is the production topology.</w:t>
             </w:r>
           </w:p>
           <w:p>
@@ -4298,7 +4229,7 @@
               <w:rPr>
                 <w:sz w:val="24"/>
               </w:rPr>
-              <w:t>•  One API, one response envelope and one permission model shared by every client.</w:t>
+              <w:t>•  One API, one response envelope and one permission model for every client.</w:t>
             </w:r>
           </w:p>
           <w:p>
@@ -4312,7 +4243,7 @@
               <w:rPr>
                 <w:sz w:val="24"/>
               </w:rPr>
-              <w:t>•  Two physically separate databases for identity and business data, with no cross-database foreign keys (see §2.8).</w:t>
+              <w:t>•  Two separate databases for identity and business data, with no cross-database foreign keys (see section 2.8).</w:t>
             </w:r>
           </w:p>
           <w:p>
@@ -4326,7 +4257,7 @@
               <w:rPr>
                 <w:sz w:val="24"/>
               </w:rPr>
-              <w:t>•  A stateless API tier, so the event-day deployment scales out horizontally without redesign.</w:t>
+              <w:t>•  A stateless API tier, so the platform scales out by adding nodes.</w:t>
             </w:r>
           </w:p>
           <w:p>
@@ -4340,22 +4271,7 @@
               <w:rPr>
                 <w:sz w:val="24"/>
               </w:rPr>
-              <w:t>•  Configuration over code — content, categories, roles, permissions and many behaviours are editable from the Control Panel without a release.</w:t>
-            </w:r>
-          </w:p>
-          <w:p>
-            <w:pPr>
-              <w:bidi w:val="0"/>
-              <w:spacing w:after="80"/>
-              <w:jc w:val="left"/>
-            </w:pPr>
-            <w:r>
-              <w:rPr>
-                <w:i/>
-                <w:color w:val="444444"/>
-                <w:sz w:val="22"/>
-              </w:rPr>
-              <w:t>N.B. The zoned diagram is the PROPOSED target for approval. The current as-built deployment (single reverse proxy, no load balancer / WAF, single SQL instance) and the outstanding items are in §2.7.</w:t>
+              <w:t>•  Configuration as data: content, categories, roles and permissions are edited from the Control Panel without a release.</w:t>
             </w:r>
           </w:p>
         </w:tc>
@@ -4481,7 +4397,7 @@
               <w:rPr>
                 <w:sz w:val="24"/>
               </w:rPr>
-              <w:t>•  Mobile application (Flutter, iOS + Android) — the attendee-facing application.</w:t>
+              <w:t>•  Mobile application (Flutter, iOS + Android), the attendee-facing application.</w:t>
             </w:r>
           </w:p>
           <w:p>
@@ -4495,7 +4411,7 @@
               <w:rPr>
                 <w:sz w:val="24"/>
               </w:rPr>
-              <w:t>•  Control Panel (Blazor Server + MudBlazor) — the administration application.</w:t>
+              <w:t>•  Control Panel (Blazor Server + MudBlazor), the administration application.</w:t>
             </w:r>
           </w:p>
           <w:p>
@@ -4509,7 +4425,7 @@
               <w:rPr>
                 <w:sz w:val="24"/>
               </w:rPr>
-              <w:t>•  Public Website (Blazor SSR + interactive islands) — public content and visitor self-service.</w:t>
+              <w:t>•  Public Website (Blazor SSR + interactive islands), public content and visitor self-service.</w:t>
             </w:r>
           </w:p>
           <w:p>
@@ -4551,7 +4467,7 @@
               <w:rPr>
                 <w:sz w:val="24"/>
               </w:rPr>
-              <w:t>•  Programme — sessions, themes, speakers, presentations, summaries, recordings.</w:t>
+              <w:t>•  Programme, sessions, themes, speakers, presentations, summaries, recordings.</w:t>
             </w:r>
           </w:p>
           <w:p>
@@ -4663,7 +4579,7 @@
               <w:rPr>
                 <w:sz w:val="24"/>
               </w:rPr>
-              <w:t>•  SIMF.Api — the HTTP boundary: endpoints, middleware, authentication, authorisation policies and background workers.</w:t>
+              <w:t>•  SIMF.Api, the HTTP boundary: endpoints, middleware, authentication, authorisation policies and background workers.</w:t>
             </w:r>
           </w:p>
           <w:p>
@@ -4677,7 +4593,7 @@
               <w:rPr>
                 <w:sz w:val="24"/>
               </w:rPr>
-              <w:t>•  SIMF.Application — use-case orchestration and service abstractions.</w:t>
+              <w:t>•  SIMF.Application, use-case orchestration and service abstractions.</w:t>
             </w:r>
           </w:p>
           <w:p>
@@ -4691,7 +4607,7 @@
               <w:rPr>
                 <w:sz w:val="24"/>
               </w:rPr>
-              <w:t>•  SIMF.Infrastructure — persistence (two DbContexts), storage, e-mail, identity/JWT and audit interceptors.</w:t>
+              <w:t>•  SIMF.Infrastructure, persistence (two DbContexts), storage, e-mail, identity/JWT and audit interceptors.</w:t>
             </w:r>
           </w:p>
           <w:p>
@@ -4705,7 +4621,7 @@
               <w:rPr>
                 <w:sz w:val="24"/>
               </w:rPr>
-              <w:t>•  SIMF.Domain — entities, aggregates, enums and domain rules; no framework dependencies.</w:t>
+              <w:t>•  SIMF.Domain, entities, aggregates, enums and domain rules; no framework dependencies.</w:t>
             </w:r>
           </w:p>
           <w:p>
@@ -4719,7 +4635,7 @@
               <w:rPr>
                 <w:sz w:val="24"/>
               </w:rPr>
-              <w:t>•  SIMF.RealTime — reserved for SignalR server push (not yet wired in; see §2.9).</w:t>
+              <w:t>•  SIMF.RealTime, SignalR server push for live notifications and Q&amp;A.</w:t>
             </w:r>
           </w:p>
           <w:p>
@@ -4816,7 +4732,7 @@
               <w:rPr>
                 <w:sz w:val="24"/>
               </w:rPr>
-              <w:t>All three clients call the same API. The API exposes two route-prefixed surfaces from one process — /api/v1/app/* for the mobile app and the public website, and /api/v1/admin/* for the Control Panel — sharing one response envelope, one error model and one permission system. A separate OpenAPI document is generated per surface so each client team reads only its own contract.</w:t>
+              <w:t>All three clients call the same API. The API exposes two route-prefixed surfaces from one process, /api/v1/app/* for the mobile app and the public website, and /api/v1/admin/* for the Control Panel, sharing one response envelope, one error model and one permission system. A separate OpenAPI document is generated per surface so each client team reads only its own contract.</w:t>
             </w:r>
           </w:p>
         </w:tc>
@@ -4927,7 +4843,7 @@
               <w:rPr>
                 <w:sz w:val="24"/>
               </w:rPr>
-              <w:t>the visitor signs up on the website or mobile app → verifies their e-mail with a one-time code → completes their profile → an administrator reviews and approves or rejects in the Control Panel → on approval the visitor receives a digital QR badge and a notification.</w:t>
+              <w:t>the visitor signs up on the website or mobile app , then  verifies their e-mail with a one-time code, then completes their profile, then an administrator reviews and approves or rejects in the Control Panel, then on approval the visitor receives a digital QR badge and a notification.</w:t>
             </w:r>
           </w:p>
           <w:p>
@@ -4947,27 +4863,26 @@
               <w:rPr>
                 <w:sz w:val="24"/>
               </w:rPr>
-              <w:t>e-mail + password → the API issues an e-mailed OTP (visitors) or validates a TOTP code (administrators) → a short-lived access token and a rotating refresh token are issued. Mobile users may enrol a biometric ES256 device key after an OTP step-up.</w:t>
-            </w:r>
-          </w:p>
-          <w:p>
-            <w:pPr>
-              <w:bidi w:val="0"/>
-              <w:spacing w:after="80"/>
-              <w:jc w:val="left"/>
-            </w:pPr>
-            <w:r>
-              <w:rPr>
-                <w:b/>
-                <w:sz w:val="24"/>
-              </w:rPr>
-              <w:t xml:space="preserve">Seat reservation and approval: </w:t>
-            </w:r>
-            <w:r>
-              <w:rPr>
-                <w:sz w:val="24"/>
-              </w:rPr>
-              <w:t>the attendee opens a session and reserves a seat → the reservation is created as Pending where approval is required → an administrator approves or rejects it → the attendee is notified.</w:t>
+              <w:t>e-mail + password, then the API issues an e-mailed OTP (visitors) or validates a TOTP code (administrators), then a short-lived access token and a rotating refresh token are issued. Mobile users may enrol a biometric ES256 device key after an OTP step-up.</w:t>
+            </w:r>
+          </w:p>
+          <w:p>
+            <w:pPr>
+              <w:bidi w:val="0"/>
+              <w:spacing w:after="80"/>
+              <w:jc w:val="left"/>
+            </w:pPr>
+            <w:r>
+              <w:rPr>
+                <w:b/>
+                <w:sz w:val="24"/>
+              </w:rPr>
+              <w:t>Seat reservation: the attendee opens a session and reserves a seat (an assigned seat, a random seat, or a one-tap open-seating join). The reservation is confirmed immediately; there is no Control Panel approval step. The seat is held provisionally until the attendee checks in at the hall gate, which confirms it; a sweep shortly before the session releases any hold not checked in. No message is sent on reserving; the app shows the confirmation inline.</w:t>
+            </w:r>
+            <w:r>
+              <w:rPr>
+                <w:sz w:val="24"/>
+              </w:rPr>
             </w:r>
           </w:p>
           <w:p>
@@ -4987,47 +4902,64 @@
               <w:rPr>
                 <w:sz w:val="24"/>
               </w:rPr>
-              <w:t>a gate operator scans the attendee QR badge → the API validates the badge, the attendee approval state and the gate’s allowed profile types → the scan is recorded idempotently and an entry / exit outcome is returned.</w:t>
-            </w:r>
-          </w:p>
-          <w:p>
-            <w:pPr>
-              <w:bidi w:val="0"/>
-              <w:spacing w:after="80"/>
-              <w:jc w:val="left"/>
-            </w:pPr>
-            <w:r>
-              <w:rPr>
-                <w:b/>
-                <w:sz w:val="24"/>
-              </w:rPr>
-              <w:t xml:space="preserve">Live session and Q&amp;A: </w:t>
-            </w:r>
-            <w:r>
-              <w:rPr>
-                <w:sz w:val="24"/>
-              </w:rPr>
-              <w:t>the attendee opens a live session and plays the configured stream (YouTube, with an HLS / MP4 fallback) → submits questions and comments → a moderator approves, rejects or forwards them.</w:t>
-            </w:r>
-          </w:p>
-          <w:p>
-            <w:pPr>
-              <w:bidi w:val="0"/>
-              <w:spacing w:after="80"/>
-              <w:jc w:val="left"/>
-            </w:pPr>
-            <w:r>
-              <w:rPr>
-                <w:b/>
-                <w:sz w:val="24"/>
-              </w:rPr>
-              <w:t xml:space="preserve">AI session summary: </w:t>
-            </w:r>
-            <w:r>
-              <w:rPr>
-                <w:sz w:val="24"/>
-              </w:rPr>
-              <w:t>an administrator imports or pastes the session transcript → the API calls the configured AI provider outbound through the controlled egress point → the drafted summary is reviewed and published → attendees read it in the app.</w:t>
+              <w:t>a gate operator scans the attendee QR badge, then the API validates the badge, the attendee approval state and the gate’s allowed profile types, then the scan is recorded idempotently and an entry / exit outcome is returned.</w:t>
+            </w:r>
+          </w:p>
+          <w:p>
+            <w:pPr>
+              <w:bidi w:val="0"/>
+              <w:spacing w:after="80"/>
+              <w:jc w:val="left"/>
+            </w:pPr>
+            <w:r>
+              <w:rPr>
+                <w:b/>
+                <w:sz w:val="24"/>
+              </w:rPr>
+              <w:t>Live session and Q&amp;A: the attendee opens a live session and plays the configured stream (YouTube, with an HLS or MP4 fallback). A question can be sent before the session (a pre-question) or during it (gated on a hall-arrival record once the session is live); both run the same three stages: an advisory AI filter tags the question, the Scientific Committee approves, hides or escalates it, and the per-session moderator presents the approved questions on stage (order, hide, push to the speaker). Comments follow a separate path: an AI filter, then administrator approval, then the feed.</w:t>
+            </w:r>
+            <w:r>
+              <w:rPr>
+                <w:sz w:val="24"/>
+              </w:rPr>
+            </w:r>
+          </w:p>
+          <w:p>
+            <w:pPr>
+              <w:bidi w:val="0"/>
+              <w:spacing w:after="80"/>
+              <w:jc w:val="left"/>
+            </w:pPr>
+            <w:r>
+              <w:rPr>
+                <w:b/>
+                <w:sz w:val="24"/>
+              </w:rPr>
+              <w:t>AI session summary: the session subtitle is imported server-to-server from YouTube (or pasted or uploaded when egress is unavailable) and saved after the team reviews it; the API then calls the configured AI provider through the controlled egress point to draft the summary from that subtitle; the Scientific Committee views the text, edits and approves the draft; an administrator publishes it after the session has started, and attendees read it in the app.</w:t>
+            </w:r>
+            <w:r>
+              <w:rPr>
+                <w:sz w:val="24"/>
+              </w:rPr>
+            </w:r>
+          </w:p>
+          <w:p>
+            <w:pPr>
+              <w:bidi w:val="0"/>
+              <w:spacing w:after="80"/>
+              <w:jc w:val="left"/>
+            </w:pPr>
+            <w:r>
+              <w:rPr>
+                <w:b/>
+                <w:sz w:val="24"/>
+              </w:rPr>
+              <w:t>Rating and feedback: rating forms are configurable data; an administrator defines rating types, question groups and questions in the Control Panel without a release. Five types are seeded: App, Session, the overall Forum and the overall Exhibition (each rated once per user) and Day (once per user per programme day). Background workers prompt attendees by attendance: a per-session prompt when a session ends, an end-of-day prompt to those who checked in that day, and an end-of-programme prompt for the Forum, Exhibition and App.</w:t>
+            </w:r>
+            <w:r>
+              <w:rPr>
+                <w:sz w:val="24"/>
+              </w:rPr>
             </w:r>
           </w:p>
           <w:p>
@@ -5042,7 +4974,7 @@
                 <w:color w:val="444444"/>
                 <w:sz w:val="22"/>
               </w:rPr>
-              <w:t>Detailed sequence diagrams for sign-in, permission-gated admin actions, seat reservation and gate scanning are in the companion Low-Level Design (SIMF-LLD-001 §12).</w:t>
+              <w:t>Detailed sequence diagrams for sign-in, permission-gated admin actions, seat reservation and gate scanning are in the companion Low-Level Design (SIMF-LLD-001 section 12).</w:t>
             </w:r>
           </w:p>
         </w:tc>
@@ -5160,7 +5092,7 @@
                 <w:b/>
                 <w:sz w:val="24"/>
               </w:rPr>
-              <w:t xml:space="preserve">Client ↔ API: </w:t>
+              <w:t xml:space="preserve">Client to API: </w:t>
             </w:r>
             <w:r>
               <w:rPr>
@@ -5180,7 +5112,7 @@
                 <w:b/>
                 <w:sz w:val="24"/>
               </w:rPr>
-              <w:t xml:space="preserve">API ↔ SQL Server: </w:t>
+              <w:t xml:space="preserve">API to SQL Server: </w:t>
             </w:r>
             <w:r>
               <w:rPr>
@@ -5200,7 +5132,7 @@
                 <w:b/>
                 <w:sz w:val="24"/>
               </w:rPr>
-              <w:t xml:space="preserve">API ↔ SMTP relay: </w:t>
+              <w:t xml:space="preserve">API to SMTP relay: </w:t>
             </w:r>
             <w:r>
               <w:rPr>
@@ -5220,7 +5152,7 @@
                 <w:b/>
                 <w:sz w:val="24"/>
               </w:rPr>
-              <w:t xml:space="preserve">API ↔ Syslog / SIEM: </w:t>
+              <w:t xml:space="preserve">API to Syslog / SIEM: </w:t>
             </w:r>
             <w:r>
               <w:rPr>
@@ -5240,7 +5172,7 @@
                 <w:b/>
                 <w:sz w:val="24"/>
               </w:rPr>
-              <w:t xml:space="preserve">API ↔ file store: </w:t>
+              <w:t xml:space="preserve">API to file store: </w:t>
             </w:r>
             <w:r>
               <w:rPr>
@@ -5260,7 +5192,7 @@
                 <w:b/>
                 <w:sz w:val="24"/>
               </w:rPr>
-              <w:t xml:space="preserve">Control Panel / Website ↔ API: </w:t>
+              <w:t xml:space="preserve">Control Panel / Website to API: </w:t>
             </w:r>
             <w:r>
               <w:rPr>
@@ -5512,7 +5444,7 @@
               <w:rPr>
                 <w:sz w:val="24"/>
               </w:rPr>
-              <w:t>a central middleware converts domain and validation exceptions into the standard ApiResult failure envelope with the correct HTTP status code; clients render the bilingual message. Request validation runs per request shape and returns HTTP 400 with field-level bilingual detail. Invalid states log and throw — there is no silent fallback. Network faults in the typed client are mapped to failed envelopes rather than exceptions. The API refuses to boot in production when a required secret is missing.</w:t>
+              <w:t>a central middleware converts domain and validation exceptions into the standard ApiResult failure envelope with the correct HTTP status code; clients render the bilingual message. Request validation runs per request shape and returns HTTP 400 with field-level bilingual detail. Invalid states log and throw, there is no silent fallback. Network faults in the typed client are mapped to failed envelopes rather than exceptions. The API refuses to boot in production when a required secret is missing.</w:t>
             </w:r>
           </w:p>
           <w:p>
@@ -5588,7 +5520,7 @@
               <w:rPr>
                 <w:sz w:val="24"/>
               </w:rPr>
-              <w:t>•  Security-relevant business events — approvals, configuration changes, gate scans — recorded in the OperationLog trail with actor, subject, source IP, user agent, outcome, error code and correlation ID.</w:t>
+              <w:t>•  Security-relevant business events (approvals, configuration changes, gate scans) recorded in the OperationLog trail with actor, subject, source IP, user agent, outcome, error code and correlation ID.</w:t>
             </w:r>
           </w:p>
           <w:p>
@@ -5602,7 +5534,7 @@
               <w:rPr>
                 <w:sz w:val="24"/>
               </w:rPr>
-              <w:t>•  Row-level data changes — recorded in the RowAudit trail with operation, before / after images, affected columns, actor snapshot and correlation ID.</w:t>
+              <w:t>•  Row-level data changes, recorded in the RowAudit trail with operation, before / after images, affected columns, actor snapshot and correlation ID.</w:t>
             </w:r>
           </w:p>
           <w:p>
@@ -5755,7 +5687,7 @@
               <w:rPr>
                 <w:sz w:val="24"/>
               </w:rPr>
-              <w:t>•  Mobile application (Flutter, iOS + Android) — a persistent five-tab shell (Home, Sessions, Badge, Map, Profile) over roughly 34 feature areas: onboarding and splash; sign-in / sign-up / OTP / biometric; profile and registration; programme and session detail; seat picker; digital badge and QR; venue map; live broadcast; AI summary; news; media gallery; archive; booths; sponsors; media partners; comments and questions; networking; contacts (vCard share / scan); my meetings; gate scan (staff); session moderation (moderator); notifications; accessibility; feedback and rating.</w:t>
+              <w:t>•  Mobile application (Flutter, iOS + Android), a persistent five-tab shell (Home, Sessions, Badge, Map, Profile) over roughly 34 feature areas: onboarding and splash; sign-in / sign-up / OTP / biometric; profile and registration; programme and session detail; seat picker; digital badge and QR; venue map; live broadcast; AI summary; news; media gallery; archive; booths; sponsors; media partners; comments and questions; networking; contacts (vCard share / scan); my meetings; gate scan (staff); session moderation (moderator); notifications; accessibility; feedback and rating.</w:t>
             </w:r>
           </w:p>
           <w:p>
@@ -5769,7 +5701,7 @@
               <w:rPr>
                 <w:sz w:val="24"/>
               </w:rPr>
-              <w:t>•  Control Panel (Blazor Server + MudBlazor) — roughly 12 navigation groups: Overview, People, Access Control, Programme, Scientific Committee, Exhibition, Engagement, Knowledge, Content, Public Relations, Gates and Reference Data. Every list page uses one standard data-grid component (filter, select-all, row checkbox, quiet per-row icon actions) with a shared CRUD framework, so all administration pages behave identically.</w:t>
+              <w:t>•  Control Panel (Blazor Server + MudBlazor), roughly 12 navigation groups: Overview, People, Access Control, Programme, Scientific Committee, Exhibition, Engagement, Knowledge, Content, Public Relations, Gates and Reference Data. Every list page uses one standard data-grid component (filter, select-all, row checkbox, quiet per-row icon actions) with a shared CRUD framework, so all administration pages behave identically.</w:t>
             </w:r>
           </w:p>
           <w:p>
@@ -5783,7 +5715,7 @@
               <w:rPr>
                 <w:sz w:val="24"/>
               </w:rPr>
-              <w:t>•  Public Website (Blazor SSR) — statically rendered public content (home, programme, visit information) for speed, with interactive islands for the authentication and account flows.</w:t>
+              <w:t>•  Public Website (Blazor SSR), statically rendered public content (home, programme, visit information) for speed, with interactive islands for the authentication and account flows.</w:t>
             </w:r>
           </w:p>
           <w:p>
@@ -5803,7 +5735,7 @@
               <w:rPr>
                 <w:sz w:val="24"/>
               </w:rPr>
-              <w:t>the approved design is maintained in Figma; the per-page node map and page index are held in the SIMF documentation set (docs/pages/PAGE-INDEX.md and FIGMA-NODE-MAP.md). Screen-by-screen detail is in SIMF-Screen-Guide-and-User-Journey and in the companion Low-Level Design (SIMF-LLD-001 §8–§10).</w:t>
+              <w:t>the approved design is maintained in Figma; the per-page node map and page index are held in the SIMF documentation set (docs/pages/PAGE-INDEX.md and FIGMA-NODE-MAP.md). Screen-by-screen detail is in SIMF-Screen-Guide-and-User-Journey and in the companion Low-Level Design (SIMF-LLD-001 sections 8 to 10).</w:t>
             </w:r>
           </w:p>
           <w:p>
@@ -5945,67 +5877,67 @@
               <w:rPr>
                 <w:sz w:val="24"/>
               </w:rPr>
-              <w:t>SIMF uses four environments — Development → Test → Staging → Production — promoted in order with test-gated promotion (no skipping). The distribution of components onto hosts / zones follows.</w:t>
-            </w:r>
-          </w:p>
-          <w:p>
-            <w:pPr>
-              <w:bidi w:val="0"/>
-              <w:spacing w:after="80"/>
-              <w:jc w:val="left"/>
-            </w:pPr>
-            <w:r>
-              <w:rPr>
-                <w:b/>
-                <w:sz w:val="24"/>
-              </w:rPr>
-              <w:t xml:space="preserve">Development / Test: </w:t>
-            </w:r>
-            <w:r>
-              <w:rPr>
-                <w:sz w:val="24"/>
-              </w:rPr>
-              <w:t>the as-built single-server topology (SIMF-SAD-001 §10.1) — a single reverse proxy fronting the three .NET sites and one SQL Server 2022 Standard instance; no high availability; no load balancer, WAF or DMZ; node-local file storage; OpenAPI enabled. This is the correct topology for these environments.</w:t>
-            </w:r>
-          </w:p>
-          <w:p>
-            <w:pPr>
-              <w:bidi w:val="0"/>
-              <w:spacing w:after="80"/>
-              <w:jc w:val="left"/>
-            </w:pPr>
-            <w:r>
-              <w:rPr>
-                <w:b/>
-                <w:sz w:val="24"/>
-              </w:rPr>
-              <w:t xml:space="preserve">Staging: </w:t>
-            </w:r>
-            <w:r>
-              <w:rPr>
-                <w:sz w:val="24"/>
-              </w:rPr>
-              <w:t>mirrors the production topology as a live rehearsal, ready two weeks before publication. Whether staging exercises the full scale-out (below) or the single-server topology is an [OWNER / INFRA INPUT REQUIRED] decision.</w:t>
-            </w:r>
-          </w:p>
-          <w:p>
-            <w:pPr>
-              <w:bidi w:val="0"/>
-              <w:spacing w:after="80"/>
-              <w:jc w:val="left"/>
-            </w:pPr>
-            <w:r>
-              <w:rPr>
-                <w:b/>
-                <w:sz w:val="24"/>
-              </w:rPr>
-              <w:t xml:space="preserve">Production (proposed event-day scale-out — SIMF-SAD-001 §A.3, with owner sizing): </w:t>
-            </w:r>
-            <w:r>
-              <w:rPr>
-                <w:sz w:val="24"/>
-              </w:rPr>
-              <w:t>the built-scale-ready system is scaled out as a deployment change — a WAF + Load Balancer (HA pair); a load-balanced multi-instance stateless API tier (SIMF.Api ×4, N+1); the website and admin tiers scaled with session affinity (SIMF.Web ×2, SIMF.ControlPanel ×2); a background-worker node; the SignalR backplane provided by SQL Server across nodes (owner decision — no Redis); SQL Server 2022 Enterprise in an AlwaysOn Availability Group (primary + one-to-two readable secondaries) for high availability and read scale-out; the edge tuned for tens of thousands of long-lived WebSocket connections; and a shared clustered file store. High availability is not used in Development or Test. Per-tier server specifications are the sizing table in §2.1.</w:t>
+              <w:t>SIMF uses four environments, promoted in order with test-gated promotion: Development, Test, Staging and Production.</w:t>
+            </w:r>
+          </w:p>
+          <w:p>
+            <w:pPr>
+              <w:bidi w:val="0"/>
+              <w:spacing w:after="80"/>
+              <w:jc w:val="left"/>
+            </w:pPr>
+            <w:r>
+              <w:rPr>
+                <w:b/>
+                <w:sz w:val="24"/>
+              </w:rPr>
+              <w:t xml:space="preserve">Development and Test. </w:t>
+            </w:r>
+            <w:r>
+              <w:rPr>
+                <w:sz w:val="24"/>
+              </w:rPr>
+              <w:t>A single node runs the three application sites and one SQL Server Standard instance, with OpenAPI enabled. This is the right footprint for these environments.</w:t>
+            </w:r>
+          </w:p>
+          <w:p>
+            <w:pPr>
+              <w:bidi w:val="0"/>
+              <w:spacing w:after="80"/>
+              <w:jc w:val="left"/>
+            </w:pPr>
+            <w:r>
+              <w:rPr>
+                <w:b/>
+                <w:sz w:val="24"/>
+              </w:rPr>
+              <w:t xml:space="preserve">Staging. </w:t>
+            </w:r>
+            <w:r>
+              <w:rPr>
+                <w:sz w:val="24"/>
+              </w:rPr>
+              <w:t>Mirrors the production topology as a live rehearsal, ready two weeks before launch, and is where the load test runs.</w:t>
+            </w:r>
+          </w:p>
+          <w:p>
+            <w:pPr>
+              <w:bidi w:val="0"/>
+              <w:spacing w:after="80"/>
+              <w:jc w:val="left"/>
+            </w:pPr>
+            <w:r>
+              <w:rPr>
+                <w:b/>
+                <w:sz w:val="24"/>
+              </w:rPr>
+              <w:t xml:space="preserve">Production. </w:t>
+            </w:r>
+            <w:r>
+              <w:rPr>
+                <w:sz w:val="24"/>
+              </w:rPr>
+              <w:t>The full architecture of section 2.1: the WAF and load balancer; the API tier (four nodes), the website and admin tiers (two nodes each, with session affinity), and the background worker; and SQL Server 2022 Enterprise in an AlwaysOn Availability Group. Per-tier specifications are the sizing table in section 2.1.</w:t>
             </w:r>
           </w:p>
           <w:p>
@@ -6019,7 +5951,7 @@
                 <w:b/>
                 <w:sz w:val="24"/>
               </w:rPr>
-              <w:t>Proposed zone allocation ([OWNER / INFRA INPUT REQUIRED] — no approved network design yet)</w:t>
+              <w:t>Zone allocation</w:t>
             </w:r>
           </w:p>
           <w:p>
@@ -6033,7 +5965,7 @@
               <w:rPr>
                 <w:sz w:val="24"/>
               </w:rPr>
-              <w:t>•  Internet — attendee / public users, the administrator, and the outbound external services (AI provider, YouTube caption API); no SIMF server is deployed here.</w:t>
+              <w:t>•  Internet, attendees, administrators, and the two outbound external services (the AI provider and the YouTube caption API). No SIMF server runs here.</w:t>
             </w:r>
           </w:p>
           <w:p>
@@ -6047,7 +5979,7 @@
               <w:rPr>
                 <w:sz w:val="24"/>
               </w:rPr>
-              <w:t>•  SITE SSA Zone (application servers) — the WAF + Load Balancer (HA pair); the API tier SIMF.Api ×4; the website tier SIMF.Web ×2; the admin tier SIMF.ControlPanel ×2; the background worker; and the internal services (SMTP relay, Syslog / SIEM). SignalR fans out across the API fleet via the SQL Server backplane.</w:t>
+              <w:t>•  SSA Zone, the WAF and load balancer; the API, website and admin tiers; the background worker; and the internal SMTP relay and log collector.</w:t>
             </w:r>
           </w:p>
           <w:p>
@@ -6061,7 +5993,7 @@
               <w:rPr>
                 <w:sz w:val="24"/>
               </w:rPr>
-              <w:t>•  SITE HSA Zone (data — high security) — the data servers only: SQL Server 2022 Enterprise in an AlwaysOn Availability Group (SIMF_Identity, SIMF_App) with a read-write primary and one-to-two readable secondaries; the shared encrypted file store; and the scheduled backups. Reachable only from the SSA application servers — the database over TCP 1433, the file store over SMB 445.</w:t>
+              <w:t>•  HSA Zone, the database Availability Group, the shared file store, and the backups, reached only from the application servers.</w:t>
             </w:r>
           </w:p>
           <w:p>
@@ -6075,22 +6007,7 @@
               <w:rPr>
                 <w:sz w:val="24"/>
               </w:rPr>
-              <w:t>•  Firewalls — one at the Internet ↔ SSA boundary and one at the SSA ↔ HSA boundary.</w:t>
-            </w:r>
-          </w:p>
-          <w:p>
-            <w:pPr>
-              <w:bidi w:val="0"/>
-              <w:spacing w:after="80"/>
-              <w:jc w:val="left"/>
-            </w:pPr>
-            <w:r>
-              <w:rPr>
-                <w:i/>
-                <w:color w:val="444444"/>
-                <w:sz w:val="22"/>
-              </w:rPr>
-              <w:t>Zone names, subnet segmentation, VLAN identifiers and IP address ranges are not defined in any SIMF controlled document; they require an approved network-design document from the hosting infrastructure team. [OWNER / INFRA INPUT REQUIRED]</w:t>
+              <w:t>•  A firewall sits at each zone boundary.</w:t>
             </w:r>
           </w:p>
           <w:p>
@@ -6104,20 +6021,7 @@
                 <w:b/>
                 <w:sz w:val="24"/>
               </w:rPr>
-              <w:t>As-built deltas (current deployment vs the proposed target)</w:t>
-            </w:r>
-          </w:p>
-          <w:p>
-            <w:pPr>
-              <w:bidi w:val="0"/>
-              <w:spacing w:after="80"/>
-              <w:jc w:val="left"/>
-            </w:pPr>
-            <w:r>
-              <w:rPr>
-                <w:sz w:val="24"/>
-              </w:rPr>
-              <w:t>The following differences between the target state above and the current deployment are stated explicitly. They are tracked and must be closed before the production publish.</w:t>
+              <w:t>Production prerequisites</w:t>
             </w:r>
           </w:p>
           <w:p>
@@ -6131,7 +6035,7 @@
               <w:rPr>
                 <w:sz w:val="24"/>
               </w:rPr>
-              <w:t>•  The current deployment is a single-server topology behind a reverse proxy. There is no load balancer, WAF, API gateway or Internet Proxy in place, and no high availability at any tier.</w:t>
+              <w:t>•  Issue a CA-signed TLS certificate and remove the development trust-all setting from the mobile client.</w:t>
             </w:r>
           </w:p>
           <w:p>
@@ -6145,7 +6049,7 @@
               <w:rPr>
                 <w:sz w:val="24"/>
               </w:rPr>
-              <w:t>•  The TLS certificate is self-signed and the mobile client currently ships a development trust-all bypass. A CA-signed certificate must be issued and the bypass removed before production handover.</w:t>
+              <w:t>•  Open outbound access, through the controlled egress point, to the AI provider and the YouTube caption hosts.</w:t>
             </w:r>
           </w:p>
           <w:p>
@@ -6159,7 +6063,21 @@
               <w:rPr>
                 <w:sz w:val="24"/>
               </w:rPr>
-              <w:t>•  Outbound egress to the YouTube caption hosts is currently blocked; egress to the AI provider must be opened through the controlled egress point for the AI features to operate.</w:t>
+              <w:t>•  Provision the shared file store and enable session affinity for the website and Control Panel tiers.</w:t>
+            </w:r>
+          </w:p>
+          <w:p>
+            <w:pPr>
+              <w:bidi w:val="0"/>
+              <w:spacing w:after="80" w:before="120"/>
+              <w:jc w:val="left"/>
+            </w:pPr>
+            <w:r>
+              <w:rPr>
+                <w:b/>
+                <w:sz w:val="24"/>
+              </w:rPr>
+              <w:t>Service operations</w:t>
             </w:r>
           </w:p>
           <w:p>
@@ -6173,7 +6091,7 @@
               <w:rPr>
                 <w:sz w:val="24"/>
               </w:rPr>
-              <w:t>•  SIMF.ControlPanel and SIMF.Web are Blazor server-interactive applications that hold a stateful SignalR circuit per user. If either is scaled behind a load balancer it requires session affinity (sticky sessions). Only SIMF.Api is stateless and safe for round-robin distribution.</w:t>
+              <w:t>•  The three application sites (API, Control Panel, website) run as IIS sites and application pools. One operations script (deploy/ops.ps1) installs, removes, starts, stops and restarts each site, and reports its status.</w:t>
             </w:r>
           </w:p>
           <w:p>
@@ -6187,7 +6105,7 @@
               <w:rPr>
                 <w:sz w:val="24"/>
               </w:rPr>
-              <w:t>•  File storage is currently local to the application host. Scaling the API beyond one node would require a shared file store; with node-local storage a file uploaded through one node cannot be read back through another.</w:t>
+              <w:t>•  The background workers run in-process in the API application pool, so restarting the workers restarts the API pool; the operations script exposes this as a Workers target, isolated so that only that part of the script changes when the workers move to a dedicated Windows Service.</w:t>
             </w:r>
           </w:p>
           <w:p>
@@ -6201,7 +6119,7 @@
               <w:rPr>
                 <w:sz w:val="24"/>
               </w:rPr>
-              <w:t>•  The SignalR server-push layer (SIMF.RealTime) is not yet wired into the API host; clients currently obtain notifications and live data by REST reads.</w:t>
+              <w:t>•  Production configuration and every secret are applied as machine-scope, SIMF-prefixed environment variables by per-service scripts (deploy/set-env-api, set-env-cp, set-env-web); the committed templates carry empty values, and the real values are set on the server and never committed. The hosts, protocols and ports are the Communication Requirements Matrix in section 2.8.</w:t>
             </w:r>
           </w:p>
         </w:tc>
@@ -6339,7 +6257,7 @@
               <w:rPr>
                 <w:sz w:val="24"/>
               </w:rPr>
-              <w:t>SIMF uses two physically separate SQL Server 2022 databases. The separation is permanent and is itself a security control — it isolates and freezes the identity surface.</w:t>
+              <w:t>SIMF uses two physically separate SQL Server 2022 databases. The separation is permanent and is itself a security control, it isolates and freezes the identity surface.</w:t>
             </w:r>
           </w:p>
           <w:p>
@@ -6353,7 +6271,7 @@
               <w:rPr>
                 <w:sz w:val="24"/>
               </w:rPr>
-              <w:t>•  SIMF_Identity — users, roles, permissions, role-permissions, refresh tokens, account and OTP codes, second-factor tokens, TOTP recovery codes, biometric device keys, password history, and per-user notifications.</w:t>
+              <w:t>•  SIMF_Identity, users, roles, permissions, role-permissions, refresh tokens, account and OTP codes, second-factor tokens, TOTP recovery codes, biometric device keys, password history, and per-user notifications.</w:t>
             </w:r>
           </w:p>
           <w:p>
@@ -6367,7 +6285,7 @@
               <w:rPr>
                 <w:sz w:val="24"/>
               </w:rPr>
-              <w:t>•  SIMF_App — all business data: profiles, programme and sessions, halls and seat reservations, gates and scans, exhibition and booths, sponsors, news, media, archive, networking, meetings, feedback and ratings, venue map, system settings, organisation profile, and the audit tables.</w:t>
+              <w:t>•  SIMF_App, all business data: profiles, programme and sessions, halls and seat reservations, gates and scans, exhibition and booths, sponsors, news, media, archive, networking, meetings, feedback and ratings, venue map, system settings, organisation profile, and the audit tables.</w:t>
             </w:r>
           </w:p>
           <w:p>
@@ -6395,7 +6313,7 @@
               <w:rPr>
                 <w:sz w:val="24"/>
               </w:rPr>
-              <w:t>•  No cross-database foreign keys. A reference from a business entity to a user is a bare GUID (a logical foreign key) resolved on read with a second query — never a database constraint and never a cross-database join.</w:t>
+              <w:t>•  No cross-database foreign keys. A reference from a business entity to a user is a bare GUID (a logical foreign key) resolved on read with a second query, never a database constraint and never a cross-database join.</w:t>
             </w:r>
           </w:p>
           <w:p>
@@ -6458,7 +6376,7 @@
               <w:rPr>
                 <w:sz w:val="24"/>
               </w:rPr>
-              <w:t>attendees and administrators reach SIMF over HTTPS. In the current deployment traffic terminates TLS at the reverse proxy; in the proposed target it terminates at the edge Load Balancer. Public web requests are served by SIMF.Web; mobile and API requests are forwarded by the reverse proxy to SIMF.Api. SIMF.Api authenticates and authorises the caller, executes the use case, and reads or writes the appropriate database over TCP 1433. Files are read from and written to the configured file store. E-mail is queued and dispatched to the SMTP relay over TCP 587. Outbound AI and caption calls leave through the controlled egress point over HTTPS 443. Responses return to the caller over the same path. Every request carries a correlation ID written to the logs and both audit trails.</w:t>
+              <w:t>Attendees and administrators reach SIMF over HTTPS. TLS terminates at the load balancer, which routes public pages to SIMF.Web and app and API traffic to SIMF.Api. SIMF.Api authenticates and authorises the caller, runs the use case, and reads or writes the database over TCP 1433. Files are read and written through the file store, e-mail is queued to the SMTP relay, and outbound AI and caption calls leave through the controlled egress point. Every request carries a correlation ID written to the logs and both audit trails.</w:t>
             </w:r>
           </w:p>
           <w:p>
@@ -6486,7 +6404,7 @@
               <w:rPr>
                 <w:sz w:val="24"/>
               </w:rPr>
-              <w:t>•  Database: relational — Microsoft SQL Server 2022. One Standard-edition instance hosts both databases in Development / Test (decision O-3); the production event topology runs SQL Server 2022 Enterprise in an AlwaysOn Availability Group — a read-write primary plus one-to-two readable secondaries reached through an AG listener, giving both automatic failover and read scale-out (owner decision; SIMF-SAD-001 §A.3).</w:t>
+              <w:t>•  Database: Microsoft SQL Server 2022. Production runs the Enterprise edition in an AlwaysOn Availability Group: a read-write primary and up to two readable secondaries behind a listener, giving both automatic failover and read scale-out. Development and test use a single Standard-edition instance.</w:t>
             </w:r>
           </w:p>
           <w:p>
@@ -6500,7 +6418,7 @@
               <w:rPr>
                 <w:sz w:val="24"/>
               </w:rPr>
-              <w:t>•  File storage: a filesystem store for avatars, encrypted identity documents, VIP photos, session recordings, speaker presentations and media assets — local to the host in the single-node deployment, a shared clustered store (SMB) in the multi-node target. Database rows hold relative paths, not blobs.</w:t>
+              <w:t>•  File storage: a shared file store for avatars, identity documents, photos, recordings, presentations and media, encrypted at rest. Database rows hold references, not blobs.</w:t>
             </w:r>
           </w:p>
           <w:p>
@@ -6528,7 +6446,7 @@
               <w:rPr>
                 <w:sz w:val="24"/>
               </w:rPr>
-              <w:t>•  Database constraints: primary keys, foreign keys (within a single database), unique and filtered-unique indexes — for example one active reservation per seat per session — prevent duplication and enforce relational consistency.</w:t>
+              <w:t>•  Database constraints: primary keys, foreign keys (within a single database), unique and filtered-unique indexes (for example one active reservation per seat per session) prevent duplication and enforce relational consistency.</w:t>
             </w:r>
           </w:p>
           <w:p>
@@ -6556,7 +6474,7 @@
               <w:rPr>
                 <w:sz w:val="24"/>
               </w:rPr>
-              <w:t>•  Input validation: all input is validated server-side at the API boundary regardless of client validation. Validation rules, database column lengths and UI field limits are kept aligned. EF Core parameterises every query — there is no raw SQL string concatenation.</w:t>
+              <w:t>•  Input validation: all input is validated server-side at the API boundary regardless of client validation. Validation rules, database column lengths and UI field limits are kept aligned. EF Core parameterises every query, there is no raw SQL string concatenation.</w:t>
             </w:r>
           </w:p>
           <w:p>
@@ -6618,7 +6536,7 @@
               <w:rPr>
                 <w:sz w:val="24"/>
               </w:rPr>
-              <w:t>the platform is sized for the three forum days, when registration surge, live-session concurrency, gate-scan bursts and notification fan-out coincide. The capacity target is ≈ 30,000 concurrent active attendees at peak (≈ 50,000 registered × 0.6 peak-factor, SIMF-PTS-001) with ≈ 40,000 headroom; the per-tier sizing that carries it is the table in §2.1.</w:t>
+              <w:t>the platform is sized for the three forum days, when registration surge, live-session concurrency, gate-scan bursts and notification fan-out coincide. The capacity target is about 30,000 concurrent active attendees at peak (about 50,000 registered at a 0.6 peak factor, SIMF-PTS-001) with about 40,000 headroom; the per-tier sizing that carries it is the table in section 2.1.</w:t>
             </w:r>
           </w:p>
           <w:p>
@@ -6633,7 +6551,7 @@
                 <w:color w:val="444444"/>
                 <w:sz w:val="22"/>
               </w:rPr>
-              <w:t>The exact concurrent-session and throughput figures are confirmed during staging load testing (SIMF-PTS-001) and recorded in the Deployment Prerequisites document. See also §2.9 Sizing and Performance View.</w:t>
+              <w:t>The exact concurrent-session and throughput figures are confirmed during staging load testing (SIMF-PTS-001) and recorded in the Deployment Prerequisites document. See also section 2.9 Sizing and Performance View.</w:t>
             </w:r>
           </w:p>
         </w:tc>
@@ -6674,7 +6592,7 @@
                 <w:color w:val="444444"/>
                 <w:sz w:val="22"/>
               </w:rPr>
-              <w:t>Ports and protocols are as built. Zone labels and host names are illustrative (the proposed target of §2.1); concrete IP ranges and VLANs are [OWNER / INFRA INPUT REQUIRED].</w:t>
+              <w:t>The ports and protocols are the standard values for each flow. IP ranges and VLANs are assigned by the site network team.</w:t>
             </w:r>
           </w:p>
           <w:tbl>
@@ -6850,7 +6768,7 @@
                       <w:b w:val="0"/>
                       <w:sz w:val="16"/>
                     </w:rPr>
-                    <w:t>Reverse proxy / edge LB</w:t>
+                    <w:t>WAF + Load Balancer</w:t>
                   </w:r>
                 </w:p>
               </w:tc>
@@ -6930,7 +6848,7 @@
                       <w:b w:val="0"/>
                       <w:sz w:val="16"/>
                     </w:rPr>
-                    <w:t>App API traffic (e.g. api.simf.example)</w:t>
+                    <w:t>App API traffic</w:t>
                   </w:r>
                 </w:p>
               </w:tc>
@@ -6952,7 +6870,7 @@
                       <w:b w:val="0"/>
                       <w:sz w:val="16"/>
                     </w:rPr>
-                    <w:t>Public user browser (Internet)</w:t>
+                    <w:t>Public browser (Internet)</w:t>
                   </w:r>
                 </w:p>
               </w:tc>
@@ -6972,7 +6890,7 @@
                       <w:b w:val="0"/>
                       <w:sz w:val="16"/>
                     </w:rPr>
-                    <w:t>Reverse proxy / edge LB</w:t>
+                    <w:t>WAF + Load Balancer</w:t>
                   </w:r>
                 </w:p>
               </w:tc>
@@ -7052,7 +6970,7 @@
                       <w:b w:val="0"/>
                       <w:sz w:val="16"/>
                     </w:rPr>
-                    <w:t>Public website traffic (e.g. simf.example)</w:t>
+                    <w:t>Public website traffic</w:t>
                   </w:r>
                 </w:p>
               </w:tc>
@@ -7074,7 +6992,7 @@
                       <w:b w:val="0"/>
                       <w:sz w:val="16"/>
                     </w:rPr>
-                    <w:t>Administrator</w:t>
+                    <w:t>Administrator (Internet)</w:t>
                   </w:r>
                 </w:p>
               </w:tc>
@@ -7094,7 +7012,7 @@
                       <w:b w:val="0"/>
                       <w:sz w:val="16"/>
                     </w:rPr>
-                    <w:t>Control Panel host</w:t>
+                    <w:t>WAF + Load Balancer</w:t>
                   </w:r>
                 </w:p>
               </w:tc>
@@ -7174,7 +7092,7 @@
                       <w:b w:val="0"/>
                       <w:sz w:val="16"/>
                     </w:rPr>
-                    <w:t>Control Panel (e.g. cp.simf.example)</w:t>
+                    <w:t>Control Panel traffic</w:t>
                   </w:r>
                 </w:p>
               </w:tc>
@@ -7196,7 +7114,7 @@
                       <w:b w:val="0"/>
                       <w:sz w:val="16"/>
                     </w:rPr>
-                    <w:t>Reverse proxy / edge LB</w:t>
+                    <w:t>WAF + Load Balancer</w:t>
                   </w:r>
                 </w:p>
               </w:tc>
@@ -7296,7 +7214,7 @@
                       <w:b w:val="0"/>
                       <w:sz w:val="16"/>
                     </w:rPr>
-                    <w:t>Public website rendering (session affinity if scaled out)</w:t>
+                    <w:t>Public website rendering (session affinity)</w:t>
                   </w:r>
                 </w:p>
               </w:tc>
@@ -7318,7 +7236,7 @@
                       <w:b w:val="0"/>
                       <w:sz w:val="16"/>
                     </w:rPr>
-                    <w:t>Reverse proxy / edge LB</w:t>
+                    <w:t>WAF + Load Balancer</w:t>
                   </w:r>
                 </w:p>
               </w:tc>
@@ -7418,7 +7336,7 @@
                       <w:b w:val="0"/>
                       <w:sz w:val="16"/>
                     </w:rPr>
-                    <w:t>Publishes the API to the mobile app (stateless, round-robin if scaled out)</w:t>
+                    <w:t>API to the mobile app (stateless, round-robin)</w:t>
                   </w:r>
                 </w:p>
               </w:tc>
@@ -7662,7 +7580,7 @@
                       <w:b w:val="0"/>
                       <w:sz w:val="16"/>
                     </w:rPr>
-                    <w:t>EF Core data access + SignalR SQL backplane — SIMF_Identity, SIMF_App</w:t>
+                    <w:t>Data access + SignalR backplane (SIMF_Identity, SIMF_App)</w:t>
                   </w:r>
                 </w:p>
               </w:tc>
@@ -7684,7 +7602,7 @@
                       <w:b w:val="0"/>
                       <w:sz w:val="16"/>
                     </w:rPr>
-                    <w:t>SQL replica ↔ SQL replica</w:t>
+                    <w:t>SQL replica to SQL replica</w:t>
                   </w:r>
                 </w:p>
               </w:tc>
@@ -7784,7 +7702,7 @@
                       <w:b w:val="0"/>
                       <w:sz w:val="16"/>
                     </w:rPr>
-                    <w:t>AlwaysOn Availability Group replication (Enterprise, production HA)</w:t>
+                    <w:t>Availability Group replication</w:t>
                   </w:r>
                 </w:p>
               </w:tc>
@@ -7906,7 +7824,7 @@
                       <w:b w:val="0"/>
                       <w:sz w:val="16"/>
                     </w:rPr>
-                    <w:t>Transactional e-mail dispatch (MailKit)</w:t>
+                    <w:t>Transactional e-mail dispatch</w:t>
                   </w:r>
                 </w:p>
               </w:tc>
@@ -8028,7 +7946,7 @@
                       <w:b w:val="0"/>
                       <w:sz w:val="16"/>
                     </w:rPr>
-                    <w:t>Centralised structured logging (RFC 5425 syslog-over-TLS)</w:t>
+                    <w:t>Centralised structured logging</w:t>
                   </w:r>
                 </w:p>
               </w:tc>
@@ -8150,7 +8068,7 @@
                       <w:b w:val="0"/>
                       <w:sz w:val="16"/>
                     </w:rPr>
-                    <w:t>File store access (shared store only if the API is multi-node)</w:t>
+                    <w:t>File store access</w:t>
                   </w:r>
                 </w:p>
               </w:tc>
@@ -8314,7 +8232,7 @@
                       <w:b w:val="0"/>
                       <w:sz w:val="16"/>
                     </w:rPr>
-                    <w:t>AI provider — Gemini / OpenAI / Anthropic</w:t>
+                    <w:t>AI provider</w:t>
                   </w:r>
                 </w:p>
               </w:tc>
@@ -8394,7 +8312,7 @@
                       <w:b w:val="0"/>
                       <w:sz w:val="16"/>
                     </w:rPr>
-                    <w:t>Session summaries, comment / question filtering</w:t>
+                    <w:t>Session summaries, comment and question filtering</w:t>
                   </w:r>
                 </w:p>
               </w:tc>
@@ -8436,7 +8354,7 @@
                       <w:b w:val="0"/>
                       <w:sz w:val="16"/>
                     </w:rPr>
-                    <w:t>youtubei.googleapis.com, www.youtube.com</w:t>
+                    <w:t>YouTube caption hosts</w:t>
                   </w:r>
                 </w:p>
               </w:tc>
@@ -8516,7 +8434,7 @@
                       <w:b w:val="0"/>
                       <w:sz w:val="16"/>
                     </w:rPr>
-                    <w:t>Caption import — egress approval pending</w:t>
+                    <w:t>Caption import</w:t>
                   </w:r>
                 </w:p>
               </w:tc>
@@ -8558,7 +8476,7 @@
                       <w:b w:val="0"/>
                       <w:sz w:val="16"/>
                     </w:rPr>
-                    <w:t>YouTube CDN</w:t>
+                    <w:t>YouTube</w:t>
                   </w:r>
                 </w:p>
               </w:tc>
@@ -8638,7 +8556,7 @@
                       <w:b w:val="0"/>
                       <w:sz w:val="16"/>
                     </w:rPr>
-                    <w:t>Live session playback — does not traverse SIMF</w:t>
+                    <w:t>Live session playback (does not traverse SIMF)</w:t>
                   </w:r>
                 </w:p>
               </w:tc>
@@ -8656,7 +8574,7 @@
                 <w:color w:val="444444"/>
                 <w:sz w:val="22"/>
               </w:rPr>
-              <w:t>Source and destination IP addresses and ranges are assigned by the hosting infrastructure team and recorded in the Deployment Prerequisites document. [OWNER / INFRA INPUT REQUIRED]</w:t>
+              <w:t>IP addresses and ranges are assigned by the site network team.</w:t>
             </w:r>
           </w:p>
         </w:tc>
@@ -8885,7 +8803,7 @@
                 <w:b/>
                 <w:sz w:val="24"/>
               </w:rPr>
-              <w:t xml:space="preserve">Application Security — authentication: </w:t>
+              <w:t xml:space="preserve">Application Security, authentication: </w:t>
             </w:r>
             <w:r>
               <w:rPr>
@@ -8931,87 +8849,87 @@
               <w:rPr>
                 <w:sz w:val="24"/>
               </w:rPr>
-              <w:t>role-based access control with per-page / per-action permissions. Permission codes live in a single catalogue, are seeded idempotently, are baked into the JWT and are enforced on both the API and the Control Panel; Administrator holds a wildcard. Build-time tests fail the build if any Control Panel page or admin endpoint is missing its permission gate — an ungated admin surface is treated as a security defect, not a bug.</w:t>
-            </w:r>
-          </w:p>
-          <w:p>
-            <w:pPr>
-              <w:bidi w:val="0"/>
-              <w:spacing w:after="80"/>
-              <w:jc w:val="left"/>
-            </w:pPr>
-            <w:r>
-              <w:rPr>
-                <w:b/>
-                <w:sz w:val="24"/>
-              </w:rPr>
-              <w:t xml:space="preserve">Web Application Firewall (WAF) — proposed / remediation target: </w:t>
-            </w:r>
-            <w:r>
-              <w:rPr>
-                <w:sz w:val="24"/>
-              </w:rPr>
-              <w:t>a WAF at the edge to filter common web attacks (SQL injection, XSS, CSRF), block malicious requests before they reach the application, and alert on suspicious activity. This is an NCA remediation action, not a currently-deployed appliance.</w:t>
-            </w:r>
-          </w:p>
-          <w:p>
-            <w:pPr>
-              <w:bidi w:val="0"/>
-              <w:spacing w:after="80"/>
-              <w:jc w:val="left"/>
-            </w:pPr>
-            <w:r>
-              <w:rPr>
-                <w:b/>
-                <w:sz w:val="24"/>
-              </w:rPr>
-              <w:t xml:space="preserve">Load Balancer — proposed (event-day scale-out): </w:t>
-            </w:r>
-            <w:r>
-              <w:rPr>
-                <w:sz w:val="24"/>
-              </w:rPr>
-              <w:t>distributes traffic across nodes; centralises TLS termination; and health-checks nodes so traffic reaches only healthy ones. Session affinity would be enabled for the Blazor server-interactive applications (SIMF.Web, SIMF.ControlPanel); SIMF.Api is stateless. In the current deployment the reverse proxy performs TLS termination and health-checked routing.</w:t>
-            </w:r>
-          </w:p>
-          <w:p>
-            <w:pPr>
-              <w:bidi w:val="0"/>
-              <w:spacing w:after="80"/>
-              <w:jc w:val="left"/>
-            </w:pPr>
-            <w:r>
-              <w:rPr>
-                <w:b/>
-                <w:sz w:val="24"/>
-              </w:rPr>
-              <w:t xml:space="preserve">Encryption — in transit: </w:t>
-            </w:r>
-            <w:r>
-              <w:rPr>
-                <w:sz w:val="24"/>
-              </w:rPr>
-              <w:t>all traffic is TLS 1.2+, terminated at the reverse proxy (current) or the edge Load Balancer (proposed target) and re-encrypted to the backend.</w:t>
-            </w:r>
-          </w:p>
-          <w:p>
-            <w:pPr>
-              <w:bidi w:val="0"/>
-              <w:spacing w:after="80"/>
-              <w:jc w:val="left"/>
-            </w:pPr>
-            <w:r>
-              <w:rPr>
-                <w:b/>
-                <w:sz w:val="24"/>
-              </w:rPr>
-              <w:t xml:space="preserve">Encryption — at rest: </w:t>
-            </w:r>
-            <w:r>
-              <w:rPr>
-                <w:sz w:val="24"/>
-              </w:rPr>
-              <w:t>PII (national ID / Iqama / passport and mobile numbers) and identity-document images are encrypted with application-level AES-GCM envelope encryption (IPiiEncryptor), the key supplied via environment variable (Storage:UserIdDocumentEncryptionKey). SIMF does not depend on database-native TDE; if TDE is wanted it is a target-state owner action, not an implemented control.</w:t>
+              <w:t>role-based access control with per-page / per-action permissions. Permission codes live in a single catalogue, are seeded idempotently, are baked into the JWT and are enforced on both the API and the Control Panel; Administrator holds a wildcard. Build-time tests fail the build if any Control Panel page or admin endpoint is missing its permission gate, an ungated admin surface is treated as a security defect, not a bug.</w:t>
+            </w:r>
+          </w:p>
+          <w:p>
+            <w:pPr>
+              <w:bidi w:val="0"/>
+              <w:spacing w:after="80"/>
+              <w:jc w:val="left"/>
+            </w:pPr>
+            <w:r>
+              <w:rPr>
+                <w:b/>
+                <w:sz w:val="24"/>
+              </w:rPr>
+              <w:t xml:space="preserve">Web Application Firewall. </w:t>
+            </w:r>
+            <w:r>
+              <w:rPr>
+                <w:sz w:val="24"/>
+              </w:rPr>
+              <w:t>A WAF at the edge filters common web attacks (SQL injection, XSS, CSRF), blocks malicious requests before they reach the application, and alerts on suspicious activity, in line with the NCA standard.</w:t>
+            </w:r>
+          </w:p>
+          <w:p>
+            <w:pPr>
+              <w:bidi w:val="0"/>
+              <w:spacing w:after="80"/>
+              <w:jc w:val="left"/>
+            </w:pPr>
+            <w:r>
+              <w:rPr>
+                <w:b/>
+                <w:sz w:val="24"/>
+              </w:rPr>
+              <w:t xml:space="preserve">Load Balancer. </w:t>
+            </w:r>
+            <w:r>
+              <w:rPr>
+                <w:sz w:val="24"/>
+              </w:rPr>
+              <w:t>Distributes traffic across healthy nodes, centralises TLS termination, and health-checks each node. The website and Control Panel run with session affinity; the API is stateless and load-balanced round-robin.</w:t>
+            </w:r>
+          </w:p>
+          <w:p>
+            <w:pPr>
+              <w:bidi w:val="0"/>
+              <w:spacing w:after="80"/>
+              <w:jc w:val="left"/>
+            </w:pPr>
+            <w:r>
+              <w:rPr>
+                <w:b/>
+                <w:sz w:val="24"/>
+              </w:rPr>
+              <w:t xml:space="preserve">Encryption in transit. </w:t>
+            </w:r>
+            <w:r>
+              <w:rPr>
+                <w:sz w:val="24"/>
+              </w:rPr>
+              <w:t>All traffic is TLS 1.2 or higher, terminated at the load balancer and re-encrypted to the backend.</w:t>
+            </w:r>
+          </w:p>
+          <w:p>
+            <w:pPr>
+              <w:bidi w:val="0"/>
+              <w:spacing w:after="80"/>
+              <w:jc w:val="left"/>
+            </w:pPr>
+            <w:r>
+              <w:rPr>
+                <w:b/>
+                <w:sz w:val="24"/>
+              </w:rPr>
+              <w:t xml:space="preserve">Encryption at rest. </w:t>
+            </w:r>
+            <w:r>
+              <w:rPr>
+                <w:sz w:val="24"/>
+              </w:rPr>
+              <w:t>Personal data (national ID, Iqama, passport and mobile numbers) and identity-document images are encrypted with application-level AES-GCM envelope encryption, the key supplied through an environment variable.</w:t>
             </w:r>
           </w:p>
           <w:p>
@@ -9051,7 +8969,7 @@
               <w:rPr>
                 <w:sz w:val="24"/>
               </w:rPr>
-              <w:t>multi-dimensional rate limiting — per IP on the authentication bucket, per e-mail on credential endpoints, a global safety cap, and per-administrator on AI calls — with audited rejections; security headers and a Content-Security-Policy; an explicit CORS origin allow-list (never a wildcard); OpenAPI / Swagger disabled by default in production and gated behind Basic authentication when enabled; upload scanning; and secrets supplied only through environment variables with production boot guards.</w:t>
+              <w:t>multi-dimensional rate limiting, per IP on the authentication bucket, per e-mail on credential endpoints, a global safety cap, and per-administrator on AI calls, with audited rejections; security headers and a Content-Security-Policy; an explicit CORS origin allow-list (never a wildcard); OpenAPI / Swagger disabled by default in production and gated behind Basic authentication when enabled; upload scanning; and secrets supplied only through environment variables with production boot guards.</w:t>
             </w:r>
           </w:p>
           <w:p>
@@ -9071,7 +8989,7 @@
               <w:rPr>
                 <w:sz w:val="24"/>
               </w:rPr>
-              <w:t>two append-only trails — OperationLog for security-relevant business events and RowAudit for row-level before / after images — each carrying an actor snapshot, source IP, user agent and correlation ID.</w:t>
+              <w:t>two append-only trails, OperationLog for security-relevant business events and RowAudit for row-level before / after images, each carrying an actor snapshot, source IP, user agent and correlation ID.</w:t>
             </w:r>
           </w:p>
           <w:p>
@@ -9106,7 +9024,7 @@
                 <w:color w:val="444444"/>
                 <w:sz w:val="22"/>
               </w:rPr>
-              <w:t>[OUTSTANDING OWNER / OPERATIONS ACTIONS] Rotate the secrets present in development configuration history; issue a CA-signed certificate and remove the mobile development TLS bypass; enable the identity-lifecycle controls (password expiry / history, dormant-account disable); deploy the WAF; and commission an independent penetration test.</w:t>
+              <w:t>Owner and operations actions still open: rotate the secrets present in development configuration history; issue a CA-signed certificate and remove the mobile development TLS bypass; enable the identity-lifecycle controls (password expiry / history, dormant-account disable); deploy the WAF; and commission an independent penetration test.</w:t>
             </w:r>
           </w:p>
         </w:tc>
@@ -9143,31 +9061,16 @@
             </w:pPr>
             <w:r>
               <w:rPr>
-                <w:i/>
-                <w:color w:val="444444"/>
-                <w:sz w:val="22"/>
-              </w:rPr>
-              <w:t>High availability is the proposed event-day topology (SIMF-SAD-001 §A.3, a deferred decision); it is not used in Development or Test and is not in the current deployment.</w:t>
-            </w:r>
-          </w:p>
-          <w:p>
-            <w:pPr>
-              <w:bidi w:val="0"/>
-              <w:spacing w:after="80"/>
-              <w:jc w:val="left"/>
-            </w:pPr>
-            <w:r>
-              <w:rPr>
-                <w:b/>
-                <w:sz w:val="24"/>
-              </w:rPr>
-              <w:t xml:space="preserve">Database tier — production (SQL Server 2022 Enterprise, AlwaysOn AG): </w:t>
-            </w:r>
-            <w:r>
-              <w:rPr>
-                <w:sz w:val="24"/>
-              </w:rPr>
-              <w:t>high availability and read scale-out come from an AlwaysOn Availability Group on a Windows Server Failover Cluster.</w:t>
+                <w:b/>
+                <w:sz w:val="24"/>
+              </w:rPr>
+              <w:t xml:space="preserve">Database tier. </w:t>
+            </w:r>
+            <w:r>
+              <w:rPr>
+                <w:sz w:val="24"/>
+              </w:rPr>
+              <w:t>High availability and read scale-out come from the SQL Server 2022 Enterprise AlwaysOn Availability Group.</w:t>
             </w:r>
           </w:p>
           <w:p>
@@ -9181,7 +9084,7 @@
               <w:rPr>
                 <w:sz w:val="24"/>
               </w:rPr>
-              <w:t>•  AlwaysOn Availability Group: a read-write primary and one-to-two readable secondary replicas with synchronous commit and automatic failover. Both databases (SIMF_Identity and SIMF_App) ride the group; an AG listener routes writes to the primary and read-intent connections to a secondary, so reads scale on the secondaries. A file-share witness holds the cluster quorum.</w:t>
+              <w:t>•  A read-write primary and up to two readable secondaries run with synchronous commit and automatic failover. Both databases run in the group; the listener routes writes to the primary and read-only queries to a secondary. A file-share witness holds the cluster quorum. Development and test use a single Standard-edition node.</w:t>
             </w:r>
           </w:p>
           <w:p>
@@ -9195,7 +9098,47 @@
               <w:rPr>
                 <w:sz w:val="24"/>
               </w:rPr>
-              <w:t>•  Development / Test use a single SQL Server Standard node (decision O-3); the Enterprise edition and the AG are the production event topology only (owner decision).</w:t>
+              <w:t>•  Backups: scheduled backups of both databases and the file store support recovery. Migration order is enforced (App database before Identity) so deployments stay forward-compatible.</w:t>
+            </w:r>
+          </w:p>
+          <w:p>
+            <w:pPr>
+              <w:bidi w:val="0"/>
+              <w:spacing w:after="80"/>
+              <w:jc w:val="left"/>
+            </w:pPr>
+            <w:r>
+              <w:rPr>
+                <w:b/>
+                <w:sz w:val="24"/>
+              </w:rPr>
+              <w:t xml:space="preserve">Application tier. </w:t>
+            </w:r>
+            <w:r>
+              <w:rPr>
+                <w:sz w:val="24"/>
+              </w:rPr>
+              <w:t>The API is stateless and load-balanced round-robin. The website and Control Panel are server-interactive and run with session affinity. Adding nodes adds capacity with no redesign.</w:t>
+            </w:r>
+          </w:p>
+          <w:p>
+            <w:pPr>
+              <w:bidi w:val="0"/>
+              <w:spacing w:after="80"/>
+              <w:jc w:val="left"/>
+            </w:pPr>
+            <w:r>
+              <w:rPr>
+                <w:b/>
+                <w:sz w:val="24"/>
+              </w:rPr>
+              <w:t xml:space="preserve">Load Balancer. </w:t>
+            </w:r>
+            <w:r>
+              <w:rPr>
+                <w:sz w:val="24"/>
+              </w:rPr>
+              <w:t>Distributes traffic across the nodes to prevent overload and keep service continuous.</w:t>
             </w:r>
           </w:p>
           <w:p>
@@ -9209,27 +9152,7 @@
               <w:rPr>
                 <w:sz w:val="24"/>
               </w:rPr>
-              <w:t>•  Backup strategy: scheduled backups of both databases and the file store prevent data loss and support disaster recovery. Migration order is enforced (App database before Identity database) so deployments stay forward-compatible.</w:t>
-            </w:r>
-          </w:p>
-          <w:p>
-            <w:pPr>
-              <w:bidi w:val="0"/>
-              <w:spacing w:after="80"/>
-              <w:jc w:val="left"/>
-            </w:pPr>
-            <w:r>
-              <w:rPr>
-                <w:b/>
-                <w:sz w:val="24"/>
-              </w:rPr>
-              <w:t xml:space="preserve">Application tier: </w:t>
-            </w:r>
-            <w:r>
-              <w:rPr>
-                <w:sz w:val="24"/>
-              </w:rPr>
-              <w:t>the three .NET surfaces have different scaling characteristics, and the deployment must respect the difference.</w:t>
+              <w:t>•  Health checks continuously monitor node health and route traffic only to operational nodes.</w:t>
             </w:r>
           </w:p>
           <w:p>
@@ -9243,7 +9166,7 @@
               <w:rPr>
                 <w:sz w:val="24"/>
               </w:rPr>
-              <w:t>•  SIMF.Api is stateless and holds no in-process session state, so it scales out horizontally behind the load balancer with round-robin distribution. Across nodes SignalR fans out through the SQL Server backplane (owner decision; no Redis).</w:t>
+              <w:t>•  Failover support automatically reroutes traffic when a node becomes unavailable, maintaining uninterrupted access.</w:t>
             </w:r>
           </w:p>
           <w:p>
@@ -9257,82 +9180,6 @@
               <w:rPr>
                 <w:sz w:val="24"/>
               </w:rPr>
-              <w:t>•  SIMF.ControlPanel and SIMF.Web are Blazor server-interactive applications and hold a stateful SignalR circuit per user; if scaled they require load-balancer session affinity (sticky sessions) — without affinity, user circuits break on every request.</w:t>
-            </w:r>
-          </w:p>
-          <w:p>
-            <w:pPr>
-              <w:bidi w:val="0"/>
-              <w:spacing w:after="80"/>
-              <w:ind w:left="360"/>
-              <w:jc w:val="left"/>
-            </w:pPr>
-            <w:r>
-              <w:rPr>
-                <w:sz w:val="24"/>
-              </w:rPr>
-              <w:t>•  File storage: scaling the API beyond one node requires a shared file store. With node-local storage a file uploaded through one node cannot be read back through another; shared storage is therefore a prerequisite for running more than one node.</w:t>
-            </w:r>
-          </w:p>
-          <w:p>
-            <w:pPr>
-              <w:bidi w:val="0"/>
-              <w:spacing w:after="80"/>
-              <w:jc w:val="left"/>
-            </w:pPr>
-            <w:r>
-              <w:rPr>
-                <w:b/>
-                <w:sz w:val="24"/>
-              </w:rPr>
-              <w:t xml:space="preserve">Load Balancer (proposed): </w:t>
-            </w:r>
-            <w:r>
-              <w:rPr>
-                <w:sz w:val="24"/>
-              </w:rPr>
-              <w:t>distributes incoming traffic across the frontend and backend nodes to prevent overload and ensure continuous service.</w:t>
-            </w:r>
-          </w:p>
-          <w:p>
-            <w:pPr>
-              <w:bidi w:val="0"/>
-              <w:spacing w:after="80"/>
-              <w:ind w:left="360"/>
-              <w:jc w:val="left"/>
-            </w:pPr>
-            <w:r>
-              <w:rPr>
-                <w:sz w:val="24"/>
-              </w:rPr>
-              <w:t>•  Health checks continuously monitor node health and route traffic only to operational nodes.</w:t>
-            </w:r>
-          </w:p>
-          <w:p>
-            <w:pPr>
-              <w:bidi w:val="0"/>
-              <w:spacing w:after="80"/>
-              <w:ind w:left="360"/>
-              <w:jc w:val="left"/>
-            </w:pPr>
-            <w:r>
-              <w:rPr>
-                <w:sz w:val="24"/>
-              </w:rPr>
-              <w:t>•  Failover support automatically reroutes traffic when a node becomes unavailable, maintaining uninterrupted access.</w:t>
-            </w:r>
-          </w:p>
-          <w:p>
-            <w:pPr>
-              <w:bidi w:val="0"/>
-              <w:spacing w:after="80"/>
-              <w:ind w:left="360"/>
-              <w:jc w:val="left"/>
-            </w:pPr>
-            <w:r>
-              <w:rPr>
-                <w:sz w:val="24"/>
-              </w:rPr>
               <w:t>•  Scalability: additional nodes can be added without affecting existing operations.</w:t>
             </w:r>
           </w:p>
@@ -9353,7 +9200,7 @@
               <w:rPr>
                 <w:sz w:val="24"/>
               </w:rPr>
-              <w:t>/health is a real readiness probe (database reachable, migrations applied) used by the proxy and monitors to pull unhealthy instances out of rotation. Rollback restores the last known-good binaries, re-checks health and re-runs the smoke test. The three forum days are the critical availability window, and an outage during them cannot be rescheduled.</w:t>
+              <w:t>/health is a real readiness probe (database reachable, migrations applied) used by the load balancer and monitors to pull unhealthy instances out of rotation. Rollback restores the last known-good binaries, re-checks health and re-runs the smoke test. The three forum days are the critical availability window, and an outage during them cannot be rescheduled.</w:t>
             </w:r>
           </w:p>
         </w:tc>
@@ -9399,7 +9246,7 @@
               <w:rPr>
                 <w:sz w:val="24"/>
               </w:rPr>
-              <w:t>a centralised structured logging system (Serilog) collects events from all components — the API, the Control Panel, the website and the database tier. It captures authentication events, authorisation denials, access logs, business actions, rate-limit rejections and system errors. Every event carries a correlation ID for end-to-end tracing, and the system integrates with alerting to notify administrators of critical issues.</w:t>
+              <w:t>a centralised structured logging system (Serilog) collects events from all components, the API, the Control Panel, the website and the database tier. It captures authentication events, authorisation denials, access logs, business actions, rate-limit rejections and system errors. Every event carries a correlation ID for end-to-end tracing, and the system integrates with alerting to notify administrators of critical issues.</w:t>
             </w:r>
           </w:p>
           <w:p>
@@ -9419,7 +9266,7 @@
               <w:rPr>
                 <w:sz w:val="24"/>
               </w:rPr>
-              <w:t>the OperationLog and RowAudit database trails provide a durable, queryable record of who did what, when, from where and with what outcome — surfaced to administrators through the Control Panel.</w:t>
+              <w:t>the OperationLog and RowAudit database trails provide a durable, queryable record of who did what, when, from where and with what outcome, surfaced to administrators through the Control Panel.</w:t>
             </w:r>
           </w:p>
           <w:p>
@@ -9459,7 +9306,27 @@
               <w:rPr>
                 <w:sz w:val="24"/>
               </w:rPr>
-              <w:t>the Control Panel presents event statistics — registrations and approvals, session attendance, seat bookings, gate scans, engagement and ratings — giving insight into peak usage and supporting operational and strategic decision-making during the forum.</w:t>
+              <w:t>the Control Panel presents event statistics (registrations and approvals, session attendance, seat bookings, gate scans, engagement and ratings) giving insight into peak usage and supporting operational and strategic decision-making during the forum.</w:t>
+            </w:r>
+          </w:p>
+          <w:p>
+            <w:pPr>
+              <w:bidi w:val="0"/>
+              <w:spacing w:after="80"/>
+              <w:jc w:val="left"/>
+            </w:pPr>
+            <w:r>
+              <w:rPr>
+                <w:b/>
+                <w:sz w:val="24"/>
+              </w:rPr>
+              <w:t xml:space="preserve">Background-services monitor: </w:t>
+            </w:r>
+            <w:r>
+              <w:rPr>
+                <w:sz w:val="24"/>
+              </w:rPr>
+              <w:t>the scheduled background jobs report a heartbeat to an in-process registry. The Control Panel "Background services" page lists every worker with its state (up, starting, stale or faulted), last run, run and failure counts and last error, refreshing on a short interval; the same registry feeds a "workers" check on /health, so a stalled or faulted job pulls the readiness probe to degraded. Worker logs are written to their own folder, separate from the API request logs, and are viewable through the Control Panel log viewer.</w:t>
             </w:r>
           </w:p>
           <w:p>
@@ -9474,7 +9341,7 @@
                 <w:color w:val="444444"/>
                 <w:sz w:val="22"/>
               </w:rPr>
-              <w:t>[OWNER INPUT REQUIRED — the specific monitoring and alerting toolchain is not yet selected and must be fixed with the owner before the production publish.]</w:t>
+              <w:t>The monitoring and alerting toolchain is selected during deployment planning.</w:t>
             </w:r>
           </w:p>
         </w:tc>
@@ -9548,7 +9415,7 @@
               <w:rPr>
                 <w:sz w:val="24"/>
               </w:rPr>
-              <w:t>•  Backend tier: SIMF.Api is stateless by design, so additional API nodes can be added to absorb registration surges, gate-scan bursts and live-session load without session dependency; SignalR fans out across nodes through the SQL Server backplane (no Redis). The proposed baseline is four API nodes (N+1) at 8 vCPU / 32 GB each — see the §2.1 sizing table.</w:t>
+              <w:t>•  Backend tier: SIMF.Api is stateless, so nodes are added to absorb registration surges, gate-scan bursts and live-session load; SignalR fans out across nodes through the SQL Server backplane. The baseline is four API nodes at 8 vCPU / 32 GB each (see the section 2.1 sizing table).</w:t>
             </w:r>
           </w:p>
           <w:p>
@@ -9562,7 +9429,7 @@
               <w:rPr>
                 <w:sz w:val="24"/>
               </w:rPr>
-              <w:t>•  Database tier: the production topology runs SQL Server 2022 Enterprise in an AlwaysOn Availability Group — a read-write primary plus one-to-two readable secondaries — so the read-heavy event load scales out on the readable secondaries as well as vertically (more CPU / RAM / faster storage). Development / Test use a single Standard node (decision O-3); the Enterprise escalation is the owner decision recorded in §2.1.</w:t>
+              <w:t>•  Database tier: the Enterprise Availability Group scales the read-heavy load on its readable secondaries as well as vertically (more CPU, RAM and faster storage). Development and test use a single Standard node.</w:t>
             </w:r>
           </w:p>
           <w:p>
@@ -9638,7 +9505,7 @@
               <w:rPr>
                 <w:sz w:val="24"/>
               </w:rPr>
-              <w:t>•  The intended design uses server push (SignalR) for live notifications and Q&amp;A instead of client polling. As built this layer is not yet wired in and clients poll over REST; closing this gap is outstanding work and is the principal performance risk at event-day concurrency.</w:t>
+              <w:t>•  Live notifications and Q&amp;A use server push (SignalR) rather than client polling, which keeps read load flat under live-session concurrency.</w:t>
             </w:r>
           </w:p>
           <w:p>
@@ -9658,7 +9525,7 @@
               <w:rPr>
                 <w:sz w:val="24"/>
               </w:rPr>
-              <w:t>reference and configuration data (categories, settings, site content) is cached at the application layer to reduce database load, and static web assets are served with cache headers. No distributed cache is deployed; if load testing shows one is required it is introduced behind the existing abstractions.</w:t>
+              <w:t>reference and configuration data (categories, settings, site content) is cached at the application layer to reduce database load, and static web assets are served with cache headers. A distributed cache can be added behind the existing abstractions if load testing calls for it.</w:t>
             </w:r>
           </w:p>
           <w:p>
@@ -9693,7 +9560,7 @@
                 <w:color w:val="444444"/>
                 <w:sz w:val="22"/>
               </w:rPr>
-              <w:t>[OWNER INPUT REQUIRED — specific load-test pass/fail thresholds (p95 response time, error rate, concurrent sessions, throughput) are not yet set and must be agreed with the owner before the production publish.]</w:t>
+              <w:t>Load-test pass/fail thresholds (p95 response time, error rate, concurrent sessions and throughput) are set during staging load testing.</w:t>
             </w:r>
           </w:p>
         </w:tc>
@@ -9942,7 +9809,115 @@
               <w:rPr>
                 <w:sz w:val="24"/>
               </w:rPr>
-              <w:t>the proposed event-day scale-out (SIMF-SAD-001 §A.3) — a WAF + load balancer (HA pair), a multi-instance stateless API tier (SIMF.Api ×4) with the SignalR SQL backplane, and SQL Server 2022 Enterprise in an AlwaysOn Availability Group (primary + readable secondaries) for high availability and read scale-out. A real readiness probe at /health so unhealthy nodes are pulled from rotation. Last known-good binaries retained for rollback. Peak-shaped load testing (the ≈ 30,000-concurrent target) in staging before the event.</w:t>
+              <w:t>the event-day architecture, a WAF and load balancer, a stateless multi-node API tier with the SignalR backplane, and the Enterprise AlwaysOn Availability Group for high availability and read scale-out. A readiness probe at /health pulls unhealthy nodes from rotation. Last known-good binaries are retained for rollback, and peak-shaped load testing runs in staging before the event.</w:t>
+            </w:r>
+          </w:p>
+          <w:p>
+            <w:pPr>
+              <w:bidi w:val="0"/>
+              <w:spacing w:after="80" w:before="120"/>
+              <w:jc w:val="left"/>
+            </w:pPr>
+            <w:r>
+              <w:rPr>
+                <w:b/>
+                <w:sz w:val="24"/>
+              </w:rPr>
+              <w:t>Scalability and Performance Risk</w:t>
+            </w:r>
+          </w:p>
+          <w:p>
+            <w:pPr>
+              <w:bidi w:val="0"/>
+              <w:spacing w:after="80"/>
+              <w:jc w:val="left"/>
+            </w:pPr>
+            <w:r>
+              <w:rPr>
+                <w:b/>
+                <w:sz w:val="24"/>
+              </w:rPr>
+              <w:t xml:space="preserve">Potential Impact: </w:t>
+            </w:r>
+            <w:r>
+              <w:rPr>
+                <w:sz w:val="24"/>
+              </w:rPr>
+              <w:t>performance degradation at peak. Registration surge, live-session concurrency, scan bursts and notification fan-out coincide, and resource exhaustion could cause slow responses or downtime.</w:t>
+            </w:r>
+          </w:p>
+          <w:p>
+            <w:pPr>
+              <w:bidi w:val="0"/>
+              <w:spacing w:after="80"/>
+              <w:jc w:val="left"/>
+            </w:pPr>
+            <w:r>
+              <w:rPr>
+                <w:b/>
+                <w:sz w:val="24"/>
+              </w:rPr>
+              <w:t xml:space="preserve">Mitigation Strategies: </w:t>
+            </w:r>
+            <w:r>
+              <w:rPr>
+                <w:sz w:val="24"/>
+              </w:rPr>
+              <w:t>a stateless API tier for horizontal scale-out; server push (SignalR) for live data instead of polling; indexed, projected and server-paged queries; asynchronous e-mail dispatch; and application-layer caching. Load-test to peak shapes in staging and monitor via dashboards, scaling on usage thresholds.</w:t>
+            </w:r>
+          </w:p>
+          <w:p>
+            <w:pPr>
+              <w:bidi w:val="0"/>
+              <w:spacing w:after="80" w:before="120"/>
+              <w:jc w:val="left"/>
+            </w:pPr>
+            <w:r>
+              <w:rPr>
+                <w:b/>
+                <w:sz w:val="24"/>
+              </w:rPr>
+              <w:t>Integration Risk</w:t>
+            </w:r>
+          </w:p>
+          <w:p>
+            <w:pPr>
+              <w:bidi w:val="0"/>
+              <w:spacing w:after="80"/>
+              <w:jc w:val="left"/>
+            </w:pPr>
+            <w:r>
+              <w:rPr>
+                <w:b/>
+                <w:sz w:val="24"/>
+              </w:rPr>
+              <w:t xml:space="preserve">Potential Impact: </w:t>
+            </w:r>
+            <w:r>
+              <w:rPr>
+                <w:sz w:val="24"/>
+              </w:rPr>
+              <w:t>the AI features (session summaries, comment filtering) and the caption import depend on outbound internet access. If egress is not approved those features do not operate. Provider API changes or outages could break the feature, and misconfigured egress could widen the attack surface.</w:t>
+            </w:r>
+          </w:p>
+          <w:p>
+            <w:pPr>
+              <w:bidi w:val="0"/>
+              <w:spacing w:after="80"/>
+              <w:jc w:val="left"/>
+            </w:pPr>
+            <w:r>
+              <w:rPr>
+                <w:b/>
+                <w:sz w:val="24"/>
+              </w:rPr>
+              <w:t xml:space="preserve">Mitigation Strategies: </w:t>
+            </w:r>
+            <w:r>
+              <w:rPr>
+                <w:sz w:val="24"/>
+              </w:rPr>
+              <w:t>the AI provider is consumed through an abstraction and selected by configuration, so it can be swapped without a code change. All egress is funnelled through the single controlled egress point with a host allow-list, keeping the egress surface auditable and reviewable against the NCA egress posture. Caption import fails gracefully, administrators can paste or upload a transcript, so no feature is hard-blocked. Every AI invocation is logged and rate-limited per administrator. All integration points, hosts, protocols and ports are documented in the Communication Requirements Matrix (section 2.8).</w:t>
             </w:r>
           </w:p>
           <w:p>
@@ -9957,7 +9932,7 @@
                 <w:color w:val="444444"/>
                 <w:sz w:val="22"/>
               </w:rPr>
-              <w:t>Prerequisites for scale-out: session affinity for the Blazor server-interactive applications, a shared clustered file store, and the SQL Server SignalR backplane. Without them, adding a second node degrades availability rather than improving it.</w:t>
+              <w:t>The AI and caption features require the outbound egress listed in the production prerequisites (section 2.7).</w:t>
             </w:r>
           </w:p>
           <w:p>
@@ -9971,7 +9946,7 @@
                 <w:b/>
                 <w:sz w:val="24"/>
               </w:rPr>
-              <w:t>Scalability and Performance Risk</w:t>
+              <w:t>Schedule and Change-Freeze Risk</w:t>
             </w:r>
           </w:p>
           <w:p>
@@ -9991,7 +9966,7 @@
               <w:rPr>
                 <w:sz w:val="24"/>
               </w:rPr>
-              <w:t>performance degradation at peak. The intended SignalR push layer is not yet implemented, so clients poll over REST, which multiplies read load during live sessions. Resource exhaustion could lead to slow response times or downtime.</w:t>
+              <w:t>the event date is immovable and the platform is frozen before publication, so a defect found after the freeze is expensive and disruptive to correct.</w:t>
             </w:r>
           </w:p>
           <w:p>
@@ -10011,145 +9986,7 @@
               <w:rPr>
                 <w:sz w:val="24"/>
               </w:rPr>
-              <w:t>a stateless API tier for horizontal scale-out; indexed, projected and server-paged queries; asynchronous e-mail dispatch; application-layer caching of reference data. Implement the SignalR push layer before the event. Load-test to peak shapes in staging and set thresholds; monitor via dashboards and scale on usage thresholds.</w:t>
-            </w:r>
-          </w:p>
-          <w:p>
-            <w:pPr>
-              <w:bidi w:val="0"/>
-              <w:spacing w:after="80"/>
-              <w:jc w:val="left"/>
-            </w:pPr>
-            <w:r>
-              <w:rPr>
-                <w:i/>
-                <w:color w:val="444444"/>
-                <w:sz w:val="22"/>
-              </w:rPr>
-              <w:t>[OWNER INPUT REQUIRED] Concurrent-session and throughput targets and load-test pass / fail thresholds are not yet agreed.</w:t>
-            </w:r>
-          </w:p>
-          <w:p>
-            <w:pPr>
-              <w:bidi w:val="0"/>
-              <w:spacing w:after="80" w:before="120"/>
-              <w:jc w:val="left"/>
-            </w:pPr>
-            <w:r>
-              <w:rPr>
-                <w:b/>
-                <w:sz w:val="24"/>
-              </w:rPr>
-              <w:t>Integration Risk</w:t>
-            </w:r>
-          </w:p>
-          <w:p>
-            <w:pPr>
-              <w:bidi w:val="0"/>
-              <w:spacing w:after="80"/>
-              <w:jc w:val="left"/>
-            </w:pPr>
-            <w:r>
-              <w:rPr>
-                <w:b/>
-                <w:sz w:val="24"/>
-              </w:rPr>
-              <w:t xml:space="preserve">Potential Impact: </w:t>
-            </w:r>
-            <w:r>
-              <w:rPr>
-                <w:sz w:val="24"/>
-              </w:rPr>
-              <w:t>the AI features (session summaries, comment filtering) and the caption import depend on outbound internet access. If egress is not approved those features do not operate. Provider API changes or outages could break the feature, and misconfigured egress could widen the attack surface.</w:t>
-            </w:r>
-          </w:p>
-          <w:p>
-            <w:pPr>
-              <w:bidi w:val="0"/>
-              <w:spacing w:after="80"/>
-              <w:jc w:val="left"/>
-            </w:pPr>
-            <w:r>
-              <w:rPr>
-                <w:b/>
-                <w:sz w:val="24"/>
-              </w:rPr>
-              <w:t xml:space="preserve">Mitigation Strategies: </w:t>
-            </w:r>
-            <w:r>
-              <w:rPr>
-                <w:sz w:val="24"/>
-              </w:rPr>
-              <w:t>the AI provider is consumed through an abstraction and selected by configuration, so it can be swapped without a code change. All egress is funnelled through the single controlled egress point with a host allow-list, keeping the egress surface auditable and reviewable against the NCA egress posture. Caption import fails gracefully — administrators can paste or upload a transcript — so no feature is hard-blocked. Every AI invocation is logged and rate-limited per administrator. All integration points, hosts, protocols and ports are documented in the Communication Requirements Matrix (§2.8).</w:t>
-            </w:r>
-          </w:p>
-          <w:p>
-            <w:pPr>
-              <w:bidi w:val="0"/>
-              <w:spacing w:after="80"/>
-              <w:jc w:val="left"/>
-            </w:pPr>
-            <w:r>
-              <w:rPr>
-                <w:i/>
-                <w:color w:val="444444"/>
-                <w:sz w:val="22"/>
-              </w:rPr>
-              <w:t>[OWNER DECISION REQUIRED] Outbound egress to the AI provider and the YouTube caption hosts requires owner / infrastructure approval.</w:t>
-            </w:r>
-          </w:p>
-          <w:p>
-            <w:pPr>
-              <w:bidi w:val="0"/>
-              <w:spacing w:after="80" w:before="120"/>
-              <w:jc w:val="left"/>
-            </w:pPr>
-            <w:r>
-              <w:rPr>
-                <w:b/>
-                <w:sz w:val="24"/>
-              </w:rPr>
-              <w:t>Schedule and Change-Freeze Risk</w:t>
-            </w:r>
-          </w:p>
-          <w:p>
-            <w:pPr>
-              <w:bidi w:val="0"/>
-              <w:spacing w:after="80"/>
-              <w:jc w:val="left"/>
-            </w:pPr>
-            <w:r>
-              <w:rPr>
-                <w:b/>
-                <w:sz w:val="24"/>
-              </w:rPr>
-              <w:t xml:space="preserve">Potential Impact: </w:t>
-            </w:r>
-            <w:r>
-              <w:rPr>
-                <w:sz w:val="24"/>
-              </w:rPr>
-              <w:t>the event date is immovable and the platform is frozen before publication, so a defect found after the freeze is expensive and disruptive to correct.</w:t>
-            </w:r>
-          </w:p>
-          <w:p>
-            <w:pPr>
-              <w:bidi w:val="0"/>
-              <w:spacing w:after="80"/>
-              <w:jc w:val="left"/>
-            </w:pPr>
-            <w:r>
-              <w:rPr>
-                <w:b/>
-                <w:sz w:val="24"/>
-              </w:rPr>
-              <w:t xml:space="preserve">Mitigation Strategies: </w:t>
-            </w:r>
-            <w:r>
-              <w:rPr>
-                <w:sz w:val="24"/>
-              </w:rPr>
-              <w:t>four-stage promotion (Development → Test → Staging → Production) with no skipping, where a failing gate stops promotion. Trunk-based development with pull-request review, a zero-warnings Release build, and unit, integration and end-to-end test gates in the pipeline. A per-page end-to-end test-case catalogue is maintained as executable regression proof. Dependency vulnerability scanning and SBOM generation run in the pipeline.</w:t>
+              <w:t>four-stage promotion (Development, then Test, then Staging , then  Production) with no skipping, where a failing gate stops promotion. Trunk-based development with pull-request review, a zero-warnings Release build, and unit, integration and end-to-end test gates in the pipeline. A per-page end-to-end test-case catalogue is maintained as executable regression proof. Dependency vulnerability scanning and SBOM generation run in the pipeline.</w:t>
             </w:r>
           </w:p>
           <w:p>

--- a/docs/SIMF-HLD-002-MoD-HLD-External-v0.07.docx
+++ b/docs/SIMF-HLD-002-MoD-HLD-External-v0.07.docx
@@ -1610,7 +1610,7 @@
               <w:rPr>
                 <w:sz w:val="24"/>
               </w:rPr>
-              <w:t>NA, there is no separate Business Requirements Document. Requirements are captured in the SIMF Functional Design Specifications (SIMF-FDS-001 to 014) and the Product Backlog (SIMF-BLG-001).</w:t>
+              <w:t>NA, there is no separate Business Requirements Document. Requirements are captured in the functional design specifications, one per module, and the product backlog.</w:t>
             </w:r>
           </w:p>
         </w:tc>
@@ -1660,20 +1660,20 @@
               <w:rPr>
                 <w:sz w:val="24"/>
               </w:rPr>
-              <w:t>SIMF-FDS-001 to 014 (Functional Design Specifications, one per module) and SIMF-BLG-001 (Product Backlog). A per-page End-to-End test-case catalogue (Gherkin, 166 authored files) provides the executable acceptance criteria.</w:t>
-            </w:r>
-          </w:p>
-          <w:p>
-            <w:pPr>
-              <w:bidi w:val="0"/>
-              <w:spacing w:after="80"/>
-              <w:jc w:val="left"/>
-            </w:pPr>
-            <w:r>
-              <w:rPr>
-                <w:sz w:val="24"/>
-              </w:rPr>
-              <w:t>A formally controlled SIMF-SRS-001 is pending owner decisions D1-D6.</w:t>
+              <w:t>The functional design specifications, one per module, and the product backlog. A per-page end-to-end test-case catalogue (Gherkin, 166 authored files) provides the executable acceptance criteria.</w:t>
+            </w:r>
+          </w:p>
+          <w:p>
+            <w:pPr>
+              <w:bidi w:val="0"/>
+              <w:spacing w:after="80"/>
+              <w:jc w:val="left"/>
+            </w:pPr>
+            <w:r>
+              <w:rPr>
+                <w:sz w:val="24"/>
+              </w:rPr>
+              <w:t>A formally controlled software requirements specification is pending outstanding owner decisions.</w:t>
             </w:r>
           </w:p>
         </w:tc>
@@ -2293,7 +2293,7 @@
               <w:rPr>
                 <w:sz w:val="24"/>
               </w:rPr>
-              <w:t>Per the server requirements sheet (متطلبات الخوادم.xlsx), the authoritative hardware specification for this submission. Base (dev/test): a single application host and one SQL Server host. The event-day production sizing, per-tier node counts and CPU / RAM / storage, is part of the deferred scale-out (SIMF-SAD-001 section A.3) and is confirmed with the host (SIMF-RDR-001 D8).</w:t>
+              <w:t>The authoritative hardware specification for this submission. Base (dev/test): a single application host and one SQL Server host. The event-day production sizing, with the per-tier node counts and the CPU, RAM and storage, is part of the deferred scale-out and is confirmed with the host.</w:t>
             </w:r>
           </w:p>
         </w:tc>
@@ -4974,7 +4974,7 @@
                 <w:color w:val="444444"/>
                 <w:sz w:val="22"/>
               </w:rPr>
-              <w:t>Detailed sequence diagrams for sign-in, permission-gated admin actions, seat reservation and gate scanning are in the companion Low-Level Design (SIMF-LLD-001 section 12).</w:t>
+              <w:t>These are the primary system workflows.</w:t>
             </w:r>
           </w:p>
         </w:tc>
@@ -5729,13 +5729,12 @@
                 <w:b/>
                 <w:sz w:val="24"/>
               </w:rPr>
-              <w:t xml:space="preserve">Wireframes / Mockups: </w:t>
-            </w:r>
-            <w:r>
-              <w:rPr>
-                <w:sz w:val="24"/>
-              </w:rPr>
-              <w:t>the approved design is maintained in Figma; the per-page node map and page index are held in the SIMF documentation set (docs/pages/PAGE-INDEX.md and FIGMA-NODE-MAP.md). Screen-by-screen detail is in SIMF-Screen-Guide-and-User-Journey and in the companion Low-Level Design (SIMF-LLD-001 sections 8 to 10).</w:t>
+              <w:t>Wireframes and mockups: the approved design, with its per-page node map and page index, is maintained in Figma.</w:t>
+            </w:r>
+            <w:r>
+              <w:rPr>
+                <w:sz w:val="24"/>
+              </w:rPr>
             </w:r>
           </w:p>
           <w:p>
@@ -6530,13 +6529,12 @@
                 <w:b/>
                 <w:sz w:val="24"/>
               </w:rPr>
-              <w:t xml:space="preserve">Expected concurrent sessions and throughput: </w:t>
-            </w:r>
-            <w:r>
-              <w:rPr>
-                <w:sz w:val="24"/>
-              </w:rPr>
-              <w:t>the platform is sized for the three forum days, when registration surge, live-session concurrency, gate-scan bursts and notification fan-out coincide. The capacity target is about 30,000 concurrent active attendees at peak (about 50,000 registered at a 0.6 peak factor, SIMF-PTS-001) with about 40,000 headroom; the per-tier sizing that carries it is the table in section 2.1.</w:t>
+              <w:t>Expected concurrent sessions and throughput: the platform is sized for the three forum days, when the registration surge, live-session concurrency, gate-scan bursts and notification fan-out coincide. The capacity target is about 30,000 concurrent active attendees at peak (about 50,000 registered at a 0.6 peak factor) with headroom; the per-tier sizing that carries it is the table in section 2.1.</w:t>
+            </w:r>
+            <w:r>
+              <w:rPr>
+                <w:sz w:val="24"/>
+              </w:rPr>
             </w:r>
           </w:p>
           <w:p>
@@ -6551,7 +6549,7 @@
                 <w:color w:val="444444"/>
                 <w:sz w:val="22"/>
               </w:rPr>
-              <w:t>The exact concurrent-session and throughput figures are confirmed during staging load testing (SIMF-PTS-001) and recorded in the Deployment Prerequisites document. See also section 2.9 Sizing and Performance View.</w:t>
+              <w:t>The exact concurrent-session and throughput figures are confirmed during staging load testing and recorded in the deployment prerequisites. See also section 2.9 Sizing and Performance View.</w:t>
             </w:r>
           </w:p>
         </w:tc>

--- a/docs/SIMF-HLD-002-MoD-HLD-External-v0.07.docx
+++ b/docs/SIMF-HLD-002-MoD-HLD-External-v0.07.docx
@@ -1610,7 +1610,7 @@
               <w:rPr>
                 <w:sz w:val="24"/>
               </w:rPr>
-              <w:t>NA, there is no separate Business Requirements Document. Requirements are captured in the functional design specifications, one per module, and the product backlog.</w:t>
+              <w:t>The Business Requirements Document is delivered as a separate controlled document in Arabic and English editions, capturing the business objectives, scope, stakeholders and business requirements. It is complemented by the functional design specifications, one per module.</w:t>
             </w:r>
           </w:p>
         </w:tc>
@@ -8727,8 +8727,7 @@
                 <w:sz w:val="24"/>
                 <w:szCs w:val="24"/>
               </w:rPr>
-              <w:lastRenderedPageBreak/>
-              <w:t>2.9 Solution – Non-Functional Views</w:t>
+              <w:t>2.9 Solution and Non-Functional Views</w:t>
             </w:r>
           </w:p>
         </w:tc>
